--- a/docs/paper/easy_read/Easy_Read_Research_Guide.docx
+++ b/docs/paper/easy_read/Easy_Read_Research_Guide.docx
@@ -14,7 +14,7 @@
           <w:color w:val="1B365D"/>
           <w:sz w:val="44"/>
         </w:rPr>
-        <w:t>Easy-Read Research Guide</w:t>
+        <w:t>Easy-Read Research Guide (Hinglish Edition)</w:t>
       </w:r>
     </w:p>
     <w:p>
@@ -58,7 +58,7 @@
                 <w:color w:val="2D3748"/>
                 <w:sz w:val="20"/>
               </w:rPr>
-              <w:t>**Authoritative Companion &amp; Educational Guide**</w:t>
+              <w:t>**Authoritative Student Companion Guide in Conversational Hinglish**</w:t>
             </w:r>
           </w:p>
         </w:tc>
@@ -132,7 +132,7 @@
           <w:color w:val="1B365D"/>
           <w:sz w:val="32"/>
         </w:rPr>
-        <w:t>🚀 Quick Start: Understand This Research in 5 Minutes</w:t>
+        <w:t>🚀 Quick Start: 5 Minute Mein Poori Research Samjho!</w:t>
       </w:r>
     </w:p>
     <w:p>
@@ -147,22 +147,7 @@
           <w:color w:val="2D3748"/>
           <w:sz w:val="21"/>
         </w:rPr>
-        <w:t>Welcome! If you are a university student, beginner researcher, or developer who wants to understand what this research paper actually accomplished without getting lost in dense academic jargon, this guide is built for you!</w:t>
-      </w:r>
-    </w:p>
-    <w:p>
-      <w:pPr>
-        <w:spacing w:line="276" w:lineRule="auto" w:after="80"/>
-        <w:jc w:val="both"/>
-      </w:pPr>
-      <w:r>
-        <w:rPr>
-          <w:rFonts w:ascii="Segoe UI" w:hAnsi="Segoe UI"/>
-          <w:i w:val="0"/>
-          <w:color w:val="2D3748"/>
-          <w:sz w:val="21"/>
-        </w:rPr>
-        <w:t>Here is the entire research paper summarized in **6 simple points**:</w:t>
+        <w:t>Welcome! Agar tum ek college student, developer ya beginner researcher ho aur samajhna chahte ho ki is paper mein actually kya problem solve hui hai aur kya main invention hua hai, to ye 6 points padho:</w:t>
       </w:r>
     </w:p>
     <w:p>
@@ -176,7 +161,7 @@
           <w:color w:val="2B6CB0"/>
           <w:sz w:val="26"/>
         </w:rPr>
-        <w:t>1. The Big Problem We Are Solving</w:t>
+        <w:t>1. Main Problem Kya Hai? (The Big Problem)</w:t>
       </w:r>
     </w:p>
     <w:p>
@@ -200,7 +185,7 @@
           <w:color w:val="2D3748"/>
           <w:sz w:val="21"/>
         </w:rPr>
-        <w:t>Real student marksheets, degree certificates, and student ID cards contain sensitive personal information (names, roll numbers, grades). Statutory privacy laws prohibit researchers from publishing real student documents online to test AI models.</w:t>
+        <w:t>Real student marksheets, degree certificates aur ID cards mein personal information hoti hai (names, roll numbers, marks). Privacy laws ki wajah se researchers real student records internet par public upload nahi kar sakte AI test karne ke liye.</w:t>
       </w:r>
     </w:p>
     <w:p>
@@ -215,7 +200,7 @@
           <w:color w:val="1A202C"/>
           <w:sz w:val="21"/>
         </w:rPr>
-        <w:t xml:space="preserve">- Superficial Typo Penalties: </w:t>
+        <w:t xml:space="preserve">- Strict Typo Penalties: </w:t>
       </w:r>
       <w:r>
         <w:rPr>
@@ -224,7 +209,7 @@
           <w:color w:val="2D3748"/>
           <w:sz w:val="21"/>
         </w:rPr>
-        <w:t>When AI reads a document, minor formatting differences (such as `MIT` vs `Massachusetts Institute of Technology` or `Dr. Aarav Agarwal` vs `Aarav Agarwal`) get graded as **100% WRONG** by standard exact-match formulas, even though the extracted information is 100% correct!</w:t>
+        <w:t>Jab AI kisi document ko read karta hai, to minor formatting differences (jaise `MIT` vs `Massachusetts Institute of Technology` ya `Dr. Aarav Agarwal` vs `Aarav Agarwal`) ko traditional exact-match formulas **100% WRONG** mark kar dete hain, chahe AI ne sahi info hi extract kyu na ki ho!</w:t>
       </w:r>
     </w:p>
     <w:p>
@@ -238,7 +223,7 @@
           <w:color w:val="2B6CB0"/>
           <w:sz w:val="26"/>
         </w:rPr>
-        <w:t>2. Our Solution</w:t>
+        <w:t>2. Hamara Solution Kya Hai?</w:t>
       </w:r>
     </w:p>
     <w:p>
@@ -262,7 +247,7 @@
           <w:color w:val="2D3748"/>
           <w:sz w:val="21"/>
         </w:rPr>
-        <w:t>A seed-deterministic synthetic rendering engine that generates realistic fake student records paired with ground-truth JSON files across 4 optical degradation profiles (`clean`, `scanner_copy`, `mobile_camera`, `rotated_90`).</w:t>
+        <w:t>Ek smart synthetic document generator jo realistic fake student records aur perfect ground-truth JSON files create karta hai 4 optical degradation profiles par (`clean`, `scanner_copy`, `mobile_camera`, `rotated_90`).</w:t>
       </w:r>
     </w:p>
     <w:p>
@@ -286,7 +271,7 @@
           <w:color w:val="2D3748"/>
           <w:sz w:val="21"/>
         </w:rPr>
-        <w:t>A decoupled, zero-PII (Personally Identifiable Information), read-only evaluation framework.</w:t>
+        <w:t>Ek decoupled, zero-PII (Personally Identifiable Information), read-only evaluation framework.</w:t>
       </w:r>
     </w:p>
     <w:p>
@@ -310,7 +295,7 @@
           <w:color w:val="2D3748"/>
           <w:sz w:val="21"/>
         </w:rPr>
-        <w:t>A 6-stage semantic normalization engine that fixes harmless formatting differences before computing metrics.</w:t>
+        <w:t>Ek 6-stage semantic normalization engine jo harmless formatting differences ko grade karne se pehle auto-fix kar deta hai.</w:t>
       </w:r>
     </w:p>
     <w:p>
@@ -324,7 +309,7 @@
           <w:color w:val="2B6CB0"/>
           <w:sz w:val="26"/>
         </w:rPr>
-        <w:t>3. How It Works</w:t>
+        <w:t>3. System Kaise Kaam Karta Hai?</w:t>
       </w:r>
     </w:p>
     <w:p>
@@ -348,7 +333,7 @@
           <w:color w:val="2D3748"/>
           <w:sz w:val="21"/>
         </w:rPr>
-        <w:t>Generate synthetic credential specimens headlessly using vector layout compilation.</w:t>
+        <w:t>Fake student credentials vector layout compilation se generate hote hain.</w:t>
       </w:r>
     </w:p>
     <w:p>
@@ -372,7 +357,7 @@
           <w:color w:val="2D3748"/>
           <w:sz w:val="21"/>
         </w:rPr>
-        <w:t>Pass specimens through 14 physical optical degradation operators (blur, tilt, rotation, sensor noise).</w:t>
+        <w:t>14 physical distortion operators (camera blur, tilt, rotation, noise) apply hote hain.</w:t>
       </w:r>
     </w:p>
     <w:p>
@@ -396,7 +381,7 @@
           <w:color w:val="2D3748"/>
           <w:sz w:val="21"/>
         </w:rPr>
-        <w:t>Run neural AI models (e.g. MiniCPM-V 7.6B, Donut, Florence-2, Ollama local Vision LLMs).</w:t>
+        <w:t>Neural AI Vision models (MiniCPM-V 7.6B, Donut, Florence-2) document read karte hain.</w:t>
       </w:r>
     </w:p>
     <w:p>
@@ -420,7 +405,7 @@
           <w:color w:val="2D3748"/>
           <w:sz w:val="21"/>
         </w:rPr>
-        <w:t>Run predictions through the 6-stage `CanonicalNormalizer`.</w:t>
+        <w:t>AI predictions 6-stage `CanonicalNormalizer` se clean hote hain.</w:t>
       </w:r>
     </w:p>
     <w:p>
@@ -444,7 +429,7 @@
           <w:color w:val="2D3748"/>
           <w:sz w:val="21"/>
         </w:rPr>
-        <w:t>Compute exact match rates, CER, WER, and classify errors into 9 structured taxonomy types.</w:t>
+        <w:t>Exact match rates, CER, WER compute hote hain aur errors ko 9 error types mein classify kiya jata hai.</w:t>
       </w:r>
     </w:p>
     <w:p>
@@ -458,7 +443,7 @@
           <w:color w:val="2B6CB0"/>
           <w:sz w:val="26"/>
         </w:rPr>
-        <w:t>4. What We Tested</w:t>
+        <w:t>4. Humne Kya Test Kiya?</w:t>
       </w:r>
     </w:p>
     <w:p>
@@ -473,7 +458,7 @@
           <w:color w:val="2D3748"/>
           <w:sz w:val="21"/>
         </w:rPr>
-        <w:t>- 360 synthetic specimens, 24,480 paired field observations across 3 document categories (`student_id`, `marksheet`, `certificate`).</w:t>
+        <w:t>- 360 synthetic specimens, 24,480 paired field observations (3 document categories: `student_id`, `marksheet`, `certificate`).</w:t>
       </w:r>
     </w:p>
     <w:p>
@@ -503,7 +488,7 @@
           <w:color w:val="2D3748"/>
           <w:sz w:val="21"/>
         </w:rPr>
-        <w:t>- Supervised Machine Learning Classifiers (Decision Tree vs. Random Forest across 60:40, 70:30, and 80:20 train-test splits).</w:t>
+        <w:t>- Supervised Machine Learning Classifiers (Decision Tree vs. Random Forest across 60:40, 70:30, 80:20 splits).</w:t>
       </w:r>
     </w:p>
     <w:p>
@@ -517,7 +502,7 @@
           <w:color w:val="2B6CB0"/>
           <w:sz w:val="26"/>
         </w:rPr>
-        <w:t>5. The Most Important Results</w:t>
+        <w:t>5. Sabse Important Empirical Results</w:t>
       </w:r>
     </w:p>
     <w:p>
@@ -541,7 +526,7 @@
           <w:color w:val="2D3748"/>
           <w:sz w:val="21"/>
         </w:rPr>
-        <w:t>Semantic canonical normalization boosts MiniCPM-V exact match rate from **74.60%** (raw exact match) to **82.18%** (normalized exact match), rescuing **1,853 false negative predictions** that distorts evaluation by 7.58%!</w:t>
+        <w:t>Semantic canonical normalization ne MiniCPM-V ke exact match rate ko **74.60%** (raw exact match) se badha kar **82.18%** (normalized exact match) kar diya — poore **1,853 false negative fields ko rescue** kiya (+7.58% boost)!</w:t>
       </w:r>
     </w:p>
     <w:p>
@@ -565,7 +550,7 @@
           <w:color w:val="2D3748"/>
           <w:sz w:val="21"/>
         </w:rPr>
-        <w:t>Decision Tree 80:20 achieved **93.69% accuracy** and **95.91% F1-Score** in predicting field extraction failure vs success from structural features, completing 4,896 test inferences in just **16.72 ms**!</w:t>
+        <w:t>Decision Tree 80:20 classifier ne **93.69% accuracy** aur **95.91% F1-Score** achieve kiya, aur 4,896 test samples par total prediction time sirf **16.72 ms** (16.7 milliseconds) raha!</w:t>
       </w:r>
     </w:p>
     <w:p>
@@ -594,7 +579,7 @@
           <w:color w:val="2D3748"/>
           <w:sz w:val="21"/>
         </w:rPr>
-        <w:t>This is the first privacy-safe, zero-PII reproducible benchmark suite designed specifically for academic document intelligence, proving that fair AI evaluation requires semantic normalization rather than rigid character matching.</w:t>
+        <w:t>Ye pehla privacy-safe, zero-PII open-science benchmark suite hai jo specifically higher education academic documents ke liye banaya gaya hai, aur ye prove karta hai ki fair AI grading ke liye semantic normalization compulsory hai.</w:t>
       </w:r>
     </w:p>
     <w:p>
@@ -623,7 +608,7 @@
           <w:color w:val="1B365D"/>
           <w:sz w:val="32"/>
         </w:rPr>
-        <w:t>📖 Section-by-Section Student Guide</w:t>
+        <w:t>📖 Section-by-Section Hinglish Student Guide</w:t>
       </w:r>
     </w:p>
     <w:p>
@@ -695,7 +680,7 @@
                 <w:color w:val="2D3748"/>
                 <w:sz w:val="20"/>
               </w:rPr>
-              <w:t>*"Evaluating neural document intelligence engines on academic credentials (degree certificates, marksheets, transcripts, student identification cards) is severely bottlenecked by strict privacy regulations—such as FERPA and GDPR—that prohibit public dissemination of real student records. To resolve this challenge, we introduce ADBG v1.0 alongside the AU DIC Benchmark Evaluation Framework v1.0..."*</w:t>
+              <w:t>*"Evaluating neural document intelligence engines on academic credentials is severely bottlenecked by strict privacy regulations—such as FERPA and GDPR... To resolve this challenge, we introduce ADBG v1.0 alongside the AU DIC Benchmark Evaluation Framework v1.0..."*</w:t>
             </w:r>
           </w:p>
         </w:tc>
@@ -717,7 +702,7 @@
           <w:color w:val="2D3748"/>
           <w:sz w:val="22"/>
         </w:rPr>
-        <w:t>🧠 SIMPLE EXPLANATION</w:t>
+        <w:t>🧠 SIMPLE EXPLANATION (HINGLISH)</w:t>
       </w:r>
     </w:p>
     <w:p>
@@ -732,37 +717,7 @@
           <w:color w:val="2D3748"/>
           <w:sz w:val="21"/>
         </w:rPr>
-        <w:t>When you apply for higher studies or a job, universities need to check your degree certificate or marksheet. Doing this manually by hand takes days. Doing it with Artificial Intelligence (AI) can take seconds! But building AI for university documents is super difficult for two main reasons:</w:t>
-      </w:r>
-    </w:p>
-    <w:p>
-      <w:pPr>
-        <w:spacing w:line="276" w:lineRule="auto" w:after="80"/>
-        <w:jc w:val="both"/>
-      </w:pPr>
-      <w:r>
-        <w:rPr>
-          <w:rFonts w:ascii="Segoe UI" w:hAnsi="Segoe UI"/>
-          <w:i w:val="0"/>
-          <w:color w:val="2D3748"/>
-          <w:sz w:val="21"/>
-        </w:rPr>
-        <w:t>1. You cannot post real student marksheets on GitHub or Kaggle to test AI because of privacy laws.</w:t>
-      </w:r>
-    </w:p>
-    <w:p>
-      <w:pPr>
-        <w:spacing w:line="276" w:lineRule="auto" w:after="80"/>
-        <w:jc w:val="both"/>
-      </w:pPr>
-      <w:r>
-        <w:rPr>
-          <w:rFonts w:ascii="Segoe UI" w:hAnsi="Segoe UI"/>
-          <w:i w:val="0"/>
-          <w:color w:val="2D3748"/>
-          <w:sz w:val="21"/>
-        </w:rPr>
-        <w:t>2. Standard AI grading programs punish AI for tiny, harmless formatting typos.</w:t>
+        <w:t>Jab tum job ya higher studies ke liye apply karte ho, to university ko tumhari marksheet aur degree check karni padti hai. Manually haath se check karne mein dino lag jate hain. Lekin AI se ye kaam seconds mein ho sakta hai! Problem ye hai ki AI banane ke liye real students ki marksheets internet par upload nahi kar sakte privacy laws ki wajah se, aur purane AI checking tools minor space ya dot mistake par bhi AI ko fail kar dete hain.</w:t>
       </w:r>
     </w:p>
     <w:p>
@@ -851,7 +806,7 @@
                 <w:color w:val="2D3748"/>
                 <w:sz w:val="20"/>
               </w:rPr>
-              <w:t>Imagine you text your crush: `"Hey! Are you free at 7 PM?"`</w:t>
+              <w:t>Maano tumne apne friend ko text kiya: `"Bhai 7 PM pe milte hain."`</w:t>
             </w:r>
           </w:p>
         </w:tc>
@@ -888,7 +843,7 @@
                 <w:color w:val="2D3748"/>
                 <w:sz w:val="20"/>
               </w:rPr>
-              <w:t>They text back: `"Yeah! Free at 7:00 PM!"`</w:t>
+              <w:t>Usne reply kiya: `"Haan bhai, 7:00 PM pe pakka!"`</w:t>
             </w:r>
           </w:p>
         </w:tc>
@@ -925,7 +880,7 @@
                 <w:color w:val="2D3748"/>
                 <w:sz w:val="20"/>
               </w:rPr>
-              <w:t>As a human, you instantly know you both agreed on 7 PM.</w:t>
+              <w:t>As a human, tumhe pata hai ki dono 7 baje mil rahe hain.</w:t>
             </w:r>
           </w:p>
         </w:tc>
@@ -962,7 +917,7 @@
                 <w:color w:val="2D3748"/>
                 <w:sz w:val="20"/>
               </w:rPr>
-              <w:t>But imagine a super-strict robotic bot jumps in and screams:</w:t>
+              <w:t>Lekin ek super-strict robot beech mein aakar bolta hai:</w:t>
             </w:r>
           </w:p>
         </w:tc>
@@ -999,7 +954,7 @@
                 <w:color w:val="2D3748"/>
                 <w:sz w:val="20"/>
               </w:rPr>
-              <w:t>`"ERROR! '7 PM' does not match '7:00 PM'! TEST FAILED! DISQUALIFIED!"`</w:t>
+              <w:t>`"WRONG! '7 PM' aur '7:00 PM' exact match nahi hain! 0 MARKS!"`</w:t>
             </w:r>
           </w:p>
         </w:tc>
@@ -1036,7 +991,7 @@
                 <w:color w:val="2D3748"/>
                 <w:sz w:val="20"/>
               </w:rPr>
-              <w:t>That is exactly how old AI benchmarks graded student documents!</w:t>
+              <w:t>Purane AI evaluation tools bilkul is strict robot ki tarah behave karte the!</w:t>
             </w:r>
           </w:p>
         </w:tc>
@@ -1082,7 +1037,7 @@
           <w:color w:val="2D3748"/>
           <w:sz w:val="21"/>
         </w:rPr>
-        <w:t>Statutory privacy laws protecting educational data and personal records.</w:t>
+        <w:t>Government privacy laws jo student personal data protect karti hain.</w:t>
       </w:r>
     </w:p>
     <w:p>
@@ -1106,7 +1061,7 @@
           <w:color w:val="2D3748"/>
           <w:sz w:val="21"/>
         </w:rPr>
-        <w:t>A strict string function $\mathbb{I}(\hat{s} = s)$ that returns `1` only if every character, space, and capital letter is 100% identical.</w:t>
+        <w:t>Aisa formula jo tabhi 1 mark deta hai jab prediction aur ground truth ka har character 100% same ho.</w:t>
       </w:r>
     </w:p>
     <w:p>
@@ -1135,7 +1090,7 @@
           <w:color w:val="2D3748"/>
           <w:sz w:val="21"/>
         </w:rPr>
-        <w:t>Our research proves that **7.58% of apparent AI "errors"** are actually just harmless formatting differences (like `7 PM` vs `7:00 PM`) that our normalization layer successfully rescues!</w:t>
+        <w:t>Hamari research ne prove kiya ki **7.58% errors actually AI ki galti nahi thi**, balki aise hi harmless formatting differences (jaise `7 PM` vs `7:00 PM`) the, jinhe hamare 6-stage normalizer ne rescue kar liya!</w:t>
       </w:r>
     </w:p>
     <w:p>
@@ -1229,7 +1184,7 @@
           <w:color w:val="2D3748"/>
           <w:sz w:val="22"/>
         </w:rPr>
-        <w:t>🧠 SIMPLE EXPLANATION</w:t>
+        <w:t>🧠 SIMPLE EXPLANATION (HINGLISH)</w:t>
       </w:r>
     </w:p>
     <w:p>
@@ -1244,7 +1199,7 @@
           <w:color w:val="2D3748"/>
           <w:sz w:val="21"/>
         </w:rPr>
-        <w:t>Other computer science researchers built AI test suites for grocery store receipts (SROIE) and restaurant bills (CORD). But grocery store receipts don't have university logos, registrar signatures, roll numbers, or semester GPA tables! We created the first benchmark dedicated specifically to higher education documents.</w:t>
+        <w:t>Pehle ke researchers ne AI test karne ke liye grocery receipts (SROIE) aur restaurant bills (CORD) ke datasets banaye the. Par grocery store receipts mein university logos, registrar signatures, roll numbers, ya semester GPA tables nahi hote! Humne pehle aisa benchmark banaya jo specifically university documents par focused hai.</w:t>
       </w:r>
     </w:p>
     <w:p>
@@ -1333,7 +1288,7 @@
                 <w:color w:val="2D3748"/>
                 <w:sz w:val="20"/>
               </w:rPr>
-              <w:t>Training an AI on grocery store receipts to read university degree certificates is like practicing video games on *Tetris* and expecting to win a world tournament in *Call of Duty*! They are completely different environments with different rules.</w:t>
+              <w:t>Grocery receipts par trained AI se university degree certificates padhwana bilkul waisa hai jaise *Tetris* game khel kar practice karna aur expect karna ki tum *Call of Duty* ka world tournament jeet jaoge! Dono bilkul alag environments hain.</w:t>
             </w:r>
           </w:p>
         </w:tc>
@@ -1343,44 +1298,6 @@
       <w:pPr>
         <w:spacing w:after="80"/>
       </w:pPr>
-    </w:p>
-    <w:p>
-      <w:pPr>
-        <w:spacing w:before="200" w:after="60"/>
-      </w:pPr>
-      <w:r>
-        <w:rPr>
-          <w:rFonts w:ascii="Segoe UI" w:hAnsi="Segoe UI"/>
-          <w:b/>
-          <w:color w:val="2D3748"/>
-          <w:sz w:val="22"/>
-        </w:rPr>
-        <w:t>🔬 TECHNICAL MEANING</w:t>
-      </w:r>
-    </w:p>
-    <w:p>
-      <w:pPr>
-        <w:spacing w:line="276" w:lineRule="auto" w:after="80"/>
-        <w:jc w:val="both"/>
-      </w:pPr>
-      <w:r>
-        <w:rPr>
-          <w:rFonts w:ascii="Segoe UI" w:hAnsi="Segoe UI"/>
-          <w:b/>
-          <w:color w:val="1A202C"/>
-          <w:sz w:val="21"/>
-        </w:rPr>
-        <w:t xml:space="preserve">- Domain Shift: </w:t>
-      </w:r>
-      <w:r>
-        <w:rPr>
-          <w:rFonts w:ascii="Segoe UI" w:hAnsi="Segoe UI"/>
-          <w:i w:val="0"/>
-          <w:color w:val="2D3748"/>
-          <w:sz w:val="21"/>
-        </w:rPr>
-        <w:t>When an AI trained on one type of document (e.g. shopping bills) struggles when placed in a new domain (e.g. academic transcripts).</w:t>
-      </w:r>
     </w:p>
     <w:p>
       <w:pPr>
@@ -1473,7 +1390,7 @@
           <w:color w:val="2D3748"/>
           <w:sz w:val="22"/>
         </w:rPr>
-        <w:t>🧠 SIMPLE EXPLANATION</w:t>
+        <w:t>🧠 SIMPLE EXPLANATION (HINGLISH)</w:t>
       </w:r>
     </w:p>
     <w:p>
@@ -1488,7 +1405,7 @@
           <w:color w:val="2D3748"/>
           <w:sz w:val="21"/>
         </w:rPr>
-        <w:t>Our software is built like a 3-part factory:</w:t>
+        <w:t>Hamara system 3 main parts mein kaam karta hai:</w:t>
       </w:r>
     </w:p>
     <w:p>
@@ -1512,7 +1429,7 @@
           <w:color w:val="2D3748"/>
           <w:sz w:val="21"/>
         </w:rPr>
-        <w:t>Generates 100% fake student records (fictional names like *Aarav Agarwal*, fake roll numbers, fake marks) with perfect ground-truth JSON files.</w:t>
+        <w:t>Fake student records (fake names like *Aarav Agarwal*, fake roll numbers, fake marks) generate karta hai exact ground-truth JSON annotations ke saath.</w:t>
       </w:r>
     </w:p>
     <w:p>
@@ -1536,7 +1453,7 @@
           <w:color w:val="2D3748"/>
           <w:sz w:val="21"/>
         </w:rPr>
-        <w:t>Takes the clean fake documents and simulates real-world damage: phone camera tilt, scanner blur, lighting shadows, and 90° rotation.</w:t>
+        <w:t>Clean documents par real-world damage add karta hai: camera blur, tilt, lighting shadows, aur 90° rotation.</w:t>
       </w:r>
     </w:p>
     <w:p>
@@ -1560,7 +1477,7 @@
           <w:color w:val="2D3748"/>
           <w:sz w:val="21"/>
         </w:rPr>
-        <w:t>Feeds the distorted documents to AI models and measures how well they extract information, without ever writing anything to a database.</w:t>
+        <w:t>AI models ko distorted documents deta hai aur uski performance score calculate karta hai bina kisi database ko alter kiye.</w:t>
       </w:r>
     </w:p>
     <w:p>
@@ -1649,7 +1566,7 @@
                 <w:color w:val="2D3748"/>
                 <w:sz w:val="20"/>
               </w:rPr>
-              <w:t>It's like a flight simulator for pilots. Instead of risking a real $100 million airplane to test a student pilot, you place them in a realistic simulator. ADBG v1.0 creates a "flight simulator" for document AI!</w:t>
+              <w:t>Ye bilkul pilots ke flight simulator jaisa hai. Real $100 million airplane ko crash karne ke bajaye, tum pilot ko ek super-realistic simulator mein test karte ho. ADBG v1.0 document AI ke liye waisa hi simulator hai!</w:t>
             </w:r>
           </w:p>
         </w:tc>
@@ -1659,367 +1576,6 @@
       <w:pPr>
         <w:spacing w:after="80"/>
       </w:pPr>
-    </w:p>
-    <w:p>
-      <w:pPr>
-        <w:spacing w:line="276" w:lineRule="auto" w:after="80"/>
-        <w:jc w:val="both"/>
-      </w:pPr>
-      <w:r>
-        <w:rPr>
-          <w:rFonts w:ascii="Segoe UI" w:hAnsi="Segoe UI"/>
-          <w:i w:val="0"/>
-          <w:color w:val="2D3748"/>
-          <w:sz w:val="21"/>
-        </w:rPr>
-        <w:t>```</w:t>
-      </w:r>
-    </w:p>
-    <w:p>
-      <w:pPr>
-        <w:spacing w:line="276" w:lineRule="auto" w:after="80"/>
-        <w:jc w:val="both"/>
-      </w:pPr>
-      <w:r>
-        <w:rPr>
-          <w:rFonts w:ascii="Segoe UI" w:hAnsi="Segoe UI"/>
-          <w:i w:val="0"/>
-          <w:color w:val="2D3748"/>
-          <w:sz w:val="21"/>
-        </w:rPr>
-        <w:t>+-----------------------------------------------------------------------+</w:t>
-      </w:r>
-    </w:p>
-    <w:tbl>
-      <w:tblPr>
-        <w:tblW w:type="auto" w:w="0"/>
-        <w:tblLayout w:type="autofit"/>
-        <w:tblLook w:firstColumn="1" w:firstRow="1" w:lastColumn="0" w:lastRow="0" w:noHBand="0" w:noVBand="1" w:val="04A0"/>
-      </w:tblPr>
-      <w:tblGrid>
-        <w:gridCol w:w="9360"/>
-      </w:tblGrid>
-      <w:tr>
-        <w:tc>
-          <w:tcPr>
-            <w:tcW w:type="dxa" w:w="9360"/>
-          </w:tcPr>
-          <w:p>
-            <w:pPr>
-              <w:jc w:val="left"/>
-            </w:pPr>
-            <w:r>
-              <w:rPr>
-                <w:rFonts w:ascii="Segoe UI" w:hAnsi="Segoe UI"/>
-                <w:b/>
-                <w:sz w:val="18"/>
-              </w:rPr>
-              <w:t>AU DIC SYSTEM ARCHITECTURE</w:t>
-            </w:r>
-          </w:p>
-        </w:tc>
-      </w:tr>
-    </w:tbl>
-    <w:p>
-      <w:pPr>
-        <w:spacing w:after="120"/>
-      </w:pPr>
-    </w:p>
-    <w:p>
-      <w:pPr>
-        <w:spacing w:line="276" w:lineRule="auto" w:after="80"/>
-        <w:jc w:val="both"/>
-      </w:pPr>
-      <w:r>
-        <w:rPr>
-          <w:rFonts w:ascii="Segoe UI" w:hAnsi="Segoe UI"/>
-          <w:i w:val="0"/>
-          <w:color w:val="2D3748"/>
-          <w:sz w:val="21"/>
-        </w:rPr>
-        <w:t>+-----------------------------------------------------------------------+</w:t>
-      </w:r>
-    </w:p>
-    <w:tbl>
-      <w:tblPr>
-        <w:tblW w:type="auto" w:w="0"/>
-        <w:tblLayout w:type="autofit"/>
-        <w:tblLook w:firstColumn="1" w:firstRow="1" w:lastColumn="0" w:lastRow="0" w:noHBand="0" w:noVBand="1" w:val="04A0"/>
-      </w:tblPr>
-      <w:tblGrid>
-        <w:gridCol w:w="9360"/>
-      </w:tblGrid>
-      <w:tr>
-        <w:tc>
-          <w:tcPr>
-            <w:tcW w:type="dxa" w:w="9360"/>
-          </w:tcPr>
-          <w:p>
-            <w:pPr>
-              <w:jc w:val="left"/>
-            </w:pPr>
-            <w:r>
-              <w:rPr>
-                <w:rFonts w:ascii="Segoe UI" w:hAnsi="Segoe UI"/>
-                <w:b/>
-                <w:sz w:val="18"/>
-              </w:rPr>
-              <w:t>[ 1. ADBG Fabricator ]  --&gt; Generates Fake Student Specimens</w:t>
-            </w:r>
-          </w:p>
-        </w:tc>
-      </w:tr>
-      <w:tr>
-        <w:tc>
-          <w:tcPr>
-            <w:tcW w:type="dxa" w:w="9360"/>
-          </w:tcPr>
-          <w:p>
-            <w:pPr>
-              <w:jc w:val="left"/>
-            </w:pPr>
-            <w:r>
-              <w:rPr>
-                <w:rFonts w:ascii="Segoe UI" w:hAnsi="Segoe UI"/>
-                <w:b/>
-                <w:sz w:val="18"/>
-              </w:rPr>
-            </w:r>
-          </w:p>
-        </w:tc>
-      </w:tr>
-      <w:tr>
-        <w:tc>
-          <w:tcPr>
-            <w:tcW w:type="dxa" w:w="9360"/>
-          </w:tcPr>
-          <w:p>
-            <w:pPr>
-              <w:jc w:val="left"/>
-            </w:pPr>
-            <w:r>
-              <w:rPr>
-                <w:rFonts w:ascii="Segoe UI" w:hAnsi="Segoe UI"/>
-                <w:b/>
-                <w:sz w:val="18"/>
-              </w:rPr>
-              <w:t>v</w:t>
-            </w:r>
-          </w:p>
-        </w:tc>
-      </w:tr>
-      <w:tr>
-        <w:tc>
-          <w:tcPr>
-            <w:tcW w:type="dxa" w:w="9360"/>
-          </w:tcPr>
-          <w:p>
-            <w:pPr>
-              <w:jc w:val="left"/>
-            </w:pPr>
-            <w:r>
-              <w:rPr>
-                <w:rFonts w:ascii="Segoe UI" w:hAnsi="Segoe UI"/>
-                <w:b/>
-                <w:sz w:val="18"/>
-              </w:rPr>
-              <w:t>[ 2. Distortion Machine ] --&gt; Adds Camera Blur, Shadows, 90° Rotation</w:t>
-            </w:r>
-          </w:p>
-        </w:tc>
-      </w:tr>
-      <w:tr>
-        <w:tc>
-          <w:tcPr>
-            <w:tcW w:type="dxa" w:w="9360"/>
-          </w:tcPr>
-          <w:p>
-            <w:pPr>
-              <w:jc w:val="left"/>
-            </w:pPr>
-            <w:r>
-              <w:rPr>
-                <w:rFonts w:ascii="Segoe UI" w:hAnsi="Segoe UI"/>
-                <w:b/>
-                <w:sz w:val="18"/>
-              </w:rPr>
-            </w:r>
-          </w:p>
-        </w:tc>
-      </w:tr>
-      <w:tr>
-        <w:tc>
-          <w:tcPr>
-            <w:tcW w:type="dxa" w:w="9360"/>
-          </w:tcPr>
-          <w:p>
-            <w:pPr>
-              <w:jc w:val="left"/>
-            </w:pPr>
-            <w:r>
-              <w:rPr>
-                <w:rFonts w:ascii="Segoe UI" w:hAnsi="Segoe UI"/>
-                <w:b/>
-                <w:sz w:val="18"/>
-              </w:rPr>
-              <w:t>v</w:t>
-            </w:r>
-          </w:p>
-        </w:tc>
-      </w:tr>
-      <w:tr>
-        <w:tc>
-          <w:tcPr>
-            <w:tcW w:type="dxa" w:w="9360"/>
-          </w:tcPr>
-          <w:p>
-            <w:pPr>
-              <w:jc w:val="left"/>
-            </w:pPr>
-            <w:r>
-              <w:rPr>
-                <w:rFonts w:ascii="Segoe UI" w:hAnsi="Segoe UI"/>
-                <w:b/>
-                <w:sz w:val="18"/>
-              </w:rPr>
-              <w:t>[ 3. Neural AI Engine ] --&gt; Extractions (e.g. MiniCPM-V, Donut)</w:t>
-            </w:r>
-          </w:p>
-        </w:tc>
-      </w:tr>
-      <w:tr>
-        <w:tc>
-          <w:tcPr>
-            <w:tcW w:type="dxa" w:w="9360"/>
-          </w:tcPr>
-          <w:p>
-            <w:pPr>
-              <w:jc w:val="left"/>
-            </w:pPr>
-            <w:r>
-              <w:rPr>
-                <w:rFonts w:ascii="Segoe UI" w:hAnsi="Segoe UI"/>
-                <w:b/>
-                <w:sz w:val="18"/>
-              </w:rPr>
-            </w:r>
-          </w:p>
-        </w:tc>
-      </w:tr>
-      <w:tr>
-        <w:tc>
-          <w:tcPr>
-            <w:tcW w:type="dxa" w:w="9360"/>
-          </w:tcPr>
-          <w:p>
-            <w:pPr>
-              <w:jc w:val="left"/>
-            </w:pPr>
-            <w:r>
-              <w:rPr>
-                <w:rFonts w:ascii="Segoe UI" w:hAnsi="Segoe UI"/>
-                <w:b/>
-                <w:sz w:val="18"/>
-              </w:rPr>
-              <w:t>v</w:t>
-            </w:r>
-          </w:p>
-        </w:tc>
-      </w:tr>
-      <w:tr>
-        <w:tc>
-          <w:tcPr>
-            <w:tcW w:type="dxa" w:w="9360"/>
-          </w:tcPr>
-          <w:p>
-            <w:pPr>
-              <w:jc w:val="left"/>
-            </w:pPr>
-            <w:r>
-              <w:rPr>
-                <w:rFonts w:ascii="Segoe UI" w:hAnsi="Segoe UI"/>
-                <w:b/>
-                <w:sz w:val="18"/>
-              </w:rPr>
-              <w:t>[ 4. CanonicalNormalizer ] -&gt; Fixes Typos &amp; Format Differences</w:t>
-            </w:r>
-          </w:p>
-        </w:tc>
-      </w:tr>
-      <w:tr>
-        <w:tc>
-          <w:tcPr>
-            <w:tcW w:type="dxa" w:w="9360"/>
-          </w:tcPr>
-          <w:p>
-            <w:pPr>
-              <w:jc w:val="left"/>
-            </w:pPr>
-            <w:r>
-              <w:rPr>
-                <w:rFonts w:ascii="Segoe UI" w:hAnsi="Segoe UI"/>
-                <w:b/>
-                <w:sz w:val="18"/>
-              </w:rPr>
-            </w:r>
-          </w:p>
-        </w:tc>
-      </w:tr>
-      <w:tr>
-        <w:tc>
-          <w:tcPr>
-            <w:tcW w:type="dxa" w:w="9360"/>
-          </w:tcPr>
-          <w:p>
-            <w:pPr>
-              <w:jc w:val="left"/>
-            </w:pPr>
-            <w:r>
-              <w:rPr>
-                <w:rFonts w:ascii="Segoe UI" w:hAnsi="Segoe UI"/>
-                <w:b/>
-                <w:sz w:val="18"/>
-              </w:rPr>
-              <w:t>v</w:t>
-            </w:r>
-          </w:p>
-        </w:tc>
-      </w:tr>
-    </w:tbl>
-    <w:p>
-      <w:pPr>
-        <w:spacing w:after="120"/>
-      </w:pPr>
-    </w:p>
-    <w:p>
-      <w:pPr>
-        <w:spacing w:line="276" w:lineRule="auto" w:after="80"/>
-        <w:jc w:val="both"/>
-      </w:pPr>
-      <w:r>
-        <w:rPr>
-          <w:rFonts w:ascii="Segoe UI" w:hAnsi="Segoe UI"/>
-          <w:i w:val="0"/>
-          <w:color w:val="2D3748"/>
-          <w:sz w:val="21"/>
-        </w:rPr>
-        <w:t>+-----------------------------------------------------------------------+</w:t>
-      </w:r>
-    </w:p>
-    <w:p>
-      <w:pPr>
-        <w:spacing w:line="276" w:lineRule="auto" w:after="80"/>
-        <w:jc w:val="both"/>
-      </w:pPr>
-      <w:r>
-        <w:rPr>
-          <w:rFonts w:ascii="Segoe UI" w:hAnsi="Segoe UI"/>
-          <w:i w:val="0"/>
-          <w:color w:val="2D3748"/>
-          <w:sz w:val="21"/>
-        </w:rPr>
-        <w:t>```</w:t>
-      </w:r>
     </w:p>
     <w:p>
       <w:pPr>
@@ -2112,7 +1668,7 @@
           <w:color w:val="2D3748"/>
           <w:sz w:val="22"/>
         </w:rPr>
-        <w:t>🧠 SIMPLE EXPLANATION</w:t>
+        <w:t>🧠 SIMPLE EXPLANATION (HINGLISH)</w:t>
       </w:r>
     </w:p>
     <w:p>
@@ -2127,7 +1683,7 @@
           <w:color w:val="2D3748"/>
           <w:sz w:val="21"/>
         </w:rPr>
-        <w:t>Before grading the AI, our system passes every extracted string through 6 cleaning stages:</w:t>
+        <w:t>AI ka result grade karne se pehle hamara system har extracted text ko 6 cleaning stages se paas karta hai:</w:t>
       </w:r>
     </w:p>
     <w:p>
@@ -2216,7 +1772,7 @@
                 <w:color w:val="2D3748"/>
                 <w:sz w:val="20"/>
               </w:rPr>
-              <w:t>Imagine an exam question asks: `"Who was the first President of the USA?"`</w:t>
+              <w:t>Maano teacher exam mein puchti hai: `"USA ke pehle President kaun the?"`</w:t>
             </w:r>
           </w:p>
         </w:tc>
@@ -2253,7 +1809,7 @@
                 <w:color w:val="2D3748"/>
                 <w:sz w:val="20"/>
               </w:rPr>
-              <w:t>- Student A writes: `George Washington`</w:t>
+              <w:t>- Student A likhta hai: `George Washington`</w:t>
             </w:r>
           </w:p>
         </w:tc>
@@ -2290,7 +1846,7 @@
                 <w:color w:val="2D3748"/>
                 <w:sz w:val="20"/>
               </w:rPr>
-              <w:t>- Student B writes: `george washington`</w:t>
+              <w:t>- Student B likhta hai: `george washington`</w:t>
             </w:r>
           </w:p>
         </w:tc>
@@ -2327,7 +1883,7 @@
                 <w:color w:val="2D3748"/>
                 <w:sz w:val="20"/>
               </w:rPr>
-              <w:t>- Student C writes: `G. Washington`</w:t>
+              <w:t>- Student C likhta hai: `G. Washington`</w:t>
             </w:r>
           </w:p>
         </w:tc>
@@ -2364,7 +1920,7 @@
                 <w:color w:val="2D3748"/>
                 <w:sz w:val="20"/>
               </w:rPr>
-              <w:t>A strict robot gives Student B and C zero points!</w:t>
+              <w:t>Ek strict robot B aur C ko 0 marks dega!</w:t>
             </w:r>
           </w:p>
         </w:tc>
@@ -2401,7 +1957,7 @@
                 <w:color w:val="2D3748"/>
                 <w:sz w:val="20"/>
               </w:rPr>
-              <w:t>Our 6-stage normalizer acts like a fair, smart teacher who awards all three students 100%!</w:t>
+              <w:t>Hamara 6-stage normalizer us smart teacher jaisa hai jo teenon ko full marks deta hai kyunki meaning same hai.</w:t>
             </w:r>
           </w:p>
         </w:tc>
@@ -2475,7 +2031,7 @@
                 <w:b/>
                 <w:sz w:val="18"/>
               </w:rPr>
-              <w:t>What It Does</w:t>
+              <w:t>Kya Kaam Karta Hai</w:t>
             </w:r>
           </w:p>
         </w:tc>
@@ -2547,7 +2103,7 @@
                 <w:rFonts w:ascii="Segoe UI" w:hAnsi="Segoe UI"/>
                 <w:sz w:val="18"/>
               </w:rPr>
-              <w:t>Converts all text to lowercase</w:t>
+              <w:t>Saare text ko lowercase kar deta hai</w:t>
             </w:r>
           </w:p>
         </w:tc>
@@ -2618,7 +2174,7 @@
                 <w:rFonts w:ascii="Segoe UI" w:hAnsi="Segoe UI"/>
                 <w:sz w:val="18"/>
               </w:rPr>
-              <w:t>Removes extra spaces</w:t>
+              <w:t>Extra spaces remove karta hai</w:t>
             </w:r>
           </w:p>
         </w:tc>
@@ -2689,7 +2245,7 @@
                 <w:rFonts w:ascii="Segoe UI" w:hAnsi="Segoe UI"/>
                 <w:sz w:val="18"/>
               </w:rPr>
-              <w:t>Removes periods and hyphens</w:t>
+              <w:t>Dots aur hyphens hata deta hai</w:t>
             </w:r>
           </w:p>
         </w:tc>
@@ -2760,7 +2316,7 @@
                 <w:rFonts w:ascii="Segoe UI" w:hAnsi="Segoe UI"/>
                 <w:sz w:val="18"/>
               </w:rPr>
-              <w:t>Converts dates to ISO format</w:t>
+              <w:t>Dates ko ISO format mein lata hai</w:t>
             </w:r>
           </w:p>
         </w:tc>
@@ -2831,7 +2387,7 @@
                 <w:rFonts w:ascii="Segoe UI" w:hAnsi="Segoe UI"/>
                 <w:sz w:val="18"/>
               </w:rPr>
-              <w:t>Converts abbreviations to full names</w:t>
+              <w:t>Short forms ko full name mein convert karta hai</w:t>
             </w:r>
           </w:p>
         </w:tc>
@@ -2902,7 +2458,7 @@
                 <w:rFonts w:ascii="Segoe UI" w:hAnsi="Segoe UI"/>
                 <w:sz w:val="18"/>
               </w:rPr>
-              <w:t>Removes title prefixes</w:t>
+              <w:t>Titles aur honorifics hata deta hai</w:t>
             </w:r>
           </w:p>
         </w:tc>
@@ -2971,7 +2527,7 @@
           <w:color w:val="2D3748"/>
           <w:sz w:val="21"/>
         </w:rPr>
-        <w:t>Here we explain every key formula from the research paper in simple, understandable terms:</w:t>
+        <w:t>Here we explain every key formula in simple Hinglish:</w:t>
       </w:r>
     </w:p>
     <w:p>
@@ -3015,22 +2571,7 @@
           <w:color w:val="2D3748"/>
           <w:sz w:val="21"/>
         </w:rPr>
-        <w:t>- 🧠 **Simple Meaning**: "Out of 100 document photos, what percentage did the AI correctly classify as a marksheet, certificate, or student ID?"</w:t>
-      </w:r>
-    </w:p>
-    <w:p>
-      <w:pPr>
-        <w:spacing w:line="276" w:lineRule="auto" w:after="80"/>
-        <w:jc w:val="both"/>
-      </w:pPr>
-      <w:r>
-        <w:rPr>
-          <w:rFonts w:ascii="Segoe UI" w:hAnsi="Segoe UI"/>
-          <w:i w:val="0"/>
-          <w:color w:val="2D3748"/>
-          <w:sz w:val="21"/>
-        </w:rPr>
-        <w:t>- 🔬 **Variables**: $N$ = total documents (360), $\hat{y}_i$ = AI's guess, $y_i$ = real category.</w:t>
+        <w:t>- 🧠 **Simple Meaning (Hinglish)**: "Total 100 documents mein se AI ne kitne documents ka category type (marksheet, certificate, student ID) sahi pehchana?"</w:t>
       </w:r>
     </w:p>
     <w:p>
@@ -3074,7 +2615,7 @@
           <w:color w:val="2D3748"/>
           <w:sz w:val="21"/>
         </w:rPr>
-        <w:t>- 🧠 **Simple Meaning**:</w:t>
+        <w:t>- 🧠 **Simple Meaning (Hinglish)**:</w:t>
       </w:r>
     </w:p>
     <w:p>
@@ -3098,7 +2639,7 @@
           <w:color w:val="2D3748"/>
           <w:sz w:val="21"/>
         </w:rPr>
-        <w:t>When the AI claims a word is a "Student Name", how often is it actually right?</w:t>
+        <w:t>Jab AI claim karta hai ki koi word "Student Name" hai, to woh kitne percent sahi hota hai?</w:t>
       </w:r>
     </w:p>
     <w:p>
@@ -3122,7 +2663,7 @@
           <w:color w:val="2D3748"/>
           <w:sz w:val="21"/>
         </w:rPr>
-        <w:t>Out of all the student names printed on the page, how many did the AI successfully find?</w:t>
+        <w:t>Page par jitne bhi student names the, unme se AI kitne percent dhoond paaya?</w:t>
       </w:r>
     </w:p>
     <w:p>
@@ -3146,7 +2687,7 @@
           <w:color w:val="2D3748"/>
           <w:sz w:val="21"/>
         </w:rPr>
-        <w:t>The harmonic average balance between Precision and Recall.</w:t>
+        <w:t>Precision aur Recall ka balanced harmonic mean.</w:t>
       </w:r>
     </w:p>
     <w:p>
@@ -3190,7 +2731,7 @@
           <w:color w:val="2D3748"/>
           <w:sz w:val="21"/>
         </w:rPr>
-        <w:t>- 🧠 **Simple Meaning**:</w:t>
+        <w:t>- 🧠 **Simple Meaning (Hinglish)**:</w:t>
       </w:r>
     </w:p>
     <w:p>
@@ -3205,7 +2746,7 @@
           <w:color w:val="2D3748"/>
           <w:sz w:val="21"/>
         </w:rPr>
-        <w:t>Suppose the real ground-truth name is `AASHISH` (7 characters long).</w:t>
+        <w:t>Maan lo real ground-truth name hai `AASHISH` (7 characters).</w:t>
       </w:r>
     </w:p>
     <w:p>
@@ -3220,7 +2761,7 @@
           <w:color w:val="2D3748"/>
           <w:sz w:val="21"/>
         </w:rPr>
-        <w:t>If the AI reads `AASISH` (missing 1 letter `'H'`), the character edit distance is 1.</w:t>
+        <w:t>Agar AI ne read kiya `AASISH` (1 letter `'H'` missing), to edit distance 1 hua.</w:t>
       </w:r>
     </w:p>
     <w:p>
@@ -3240,6 +2781,21 @@
     </w:p>
     <w:p>
       <w:pPr>
+        <w:spacing w:line="276" w:lineRule="auto" w:after="80"/>
+        <w:jc w:val="both"/>
+      </w:pPr>
+      <w:r>
+        <w:rPr>
+          <w:rFonts w:ascii="Segoe UI" w:hAnsi="Segoe UI"/>
+          <w:i w:val="0"/>
+          <w:color w:val="2D3748"/>
+          <w:sz w:val="21"/>
+        </w:rPr>
+        <w:t>CER jitna kam hoga, text extraction utni behtar hui hai!</w:t>
+      </w:r>
+    </w:p>
+    <w:p>
+      <w:pPr>
         <w:spacing w:before="200" w:after="60"/>
       </w:pPr>
       <w:r>
@@ -3279,7 +2835,7 @@
           <w:color w:val="2D3748"/>
           <w:sz w:val="21"/>
         </w:rPr>
-        <w:t>- 🧠 **Simple Meaning**:</w:t>
+        <w:t>- 🧠 **Simple Meaning (Hinglish)**:</w:t>
       </w:r>
     </w:p>
     <w:p>
@@ -3303,7 +2859,7 @@
           <w:color w:val="2D3748"/>
           <w:sz w:val="21"/>
         </w:rPr>
-        <w:t>How many milliseconds it takes to process 1 document (e.g. 4.12 ms/sample).</w:t>
+        <w:t>1 document process hone mein kitne milliseconds lagte hain (e.g. 4.12 ms/sample).</w:t>
       </w:r>
     </w:p>
     <w:p>
@@ -3327,7 +2883,7 @@
           <w:color w:val="2D3748"/>
           <w:sz w:val="21"/>
         </w:rPr>
-        <w:t>How many document specimens the system can evaluate per second (e.g. 242.59 samples/sec).</w:t>
+        <w:t>System 1 second mein kitne total documents process kar sakta hai (e.g. 242.59 samples/sec).</w:t>
       </w:r>
     </w:p>
     <w:p>
@@ -3718,7 +3274,7 @@
                 <w:rFonts w:ascii="Segoe UI" w:hAnsi="Segoe UI"/>
                 <w:sz w:val="18"/>
               </w:rPr>
-              <w:t>**-77.92% reduction in error!**</w:t>
+              <w:t>**-77.92% error reduction!**</w:t>
             </w:r>
           </w:p>
         </w:tc>
@@ -3911,58 +3467,7 @@
           <w:color w:val="2D3748"/>
           <w:sz w:val="22"/>
         </w:rPr>
-        <w:t>📄 WHAT THE PAPER SAYS</w:t>
-      </w:r>
-    </w:p>
-    <w:tbl>
-      <w:tblPr>
-        <w:tblW w:type="auto" w:w="0"/>
-        <w:tblLayout w:type="fixed"/>
-        <w:tblLook w:firstColumn="1" w:firstRow="1" w:lastColumn="0" w:lastRow="0" w:noHBand="0" w:noVBand="1" w:val="04A0"/>
-      </w:tblPr>
-      <w:tblGrid>
-        <w:gridCol w:w="9360"/>
-      </w:tblGrid>
-      <w:tr>
-        <w:tc>
-          <w:tcPr>
-            <w:tcW w:type="dxa" w:w="9360"/>
-            <w:shd w:val="clear" w:color="auto" w:fill="EBF8FF"/>
-          </w:tcPr>
-          <w:p>
-            <w:pPr>
-              <w:spacing w:before="80" w:after="80"/>
-              <w:ind w:left="144" w:right="144"/>
-            </w:pPr>
-            <w:r>
-              <w:rPr>
-                <w:rFonts w:ascii="Segoe UI" w:hAnsi="Segoe UI"/>
-                <w:color w:val="2D3748"/>
-                <w:sz w:val="20"/>
-              </w:rPr>
-              <w:t>*"We benchmark two foundational tree-based classification algorithms—Decision Tree (DT) and Random Forest (RF)—to predict whether a given extraction observation results in an exact field match (y = 1) or an extraction mismatch (y = 0)..."*</w:t>
-            </w:r>
-          </w:p>
-        </w:tc>
-      </w:tr>
-    </w:tbl>
-    <w:p>
-      <w:pPr>
-        <w:spacing w:after="80"/>
-      </w:pPr>
-    </w:p>
-    <w:p>
-      <w:pPr>
-        <w:spacing w:before="200" w:after="60"/>
-      </w:pPr>
-      <w:r>
-        <w:rPr>
-          <w:rFonts w:ascii="Segoe UI" w:hAnsi="Segoe UI"/>
-          <w:b/>
-          <w:color w:val="2D3748"/>
-          <w:sz w:val="22"/>
-        </w:rPr>
-        <w:t>🧠 SIMPLE EXPLANATION</w:t>
+        <w:t>🧠 SIMPLE EXPLANATION (HINGLISH)</w:t>
       </w:r>
     </w:p>
     <w:p>
@@ -3977,7 +3482,7 @@
           <w:color w:val="2D3748"/>
           <w:sz w:val="21"/>
         </w:rPr>
-        <w:t>We trained traditional machine learning models to predict whether an AI extraction will succeed or fail based on document properties (like optical rotation, string length, and field type).</w:t>
+        <w:t>Humne traditional Machine Learning models ko train kiya ye predict karne ke liye ki document parameters (rotation, string length, field type) dekh kar AI text extraction pass hoga ya fail.</w:t>
       </w:r>
     </w:p>
     <w:p>
@@ -4005,7 +3510,7 @@
           <w:color w:val="2D3748"/>
           <w:sz w:val="22"/>
         </w:rPr>
-        <w:t>🔬 WHY DECISION TREE BEAT RANDOM FOREST</w:t>
+        <w:t>🔬 WHY DECISION TREE BEAT RANDOM FOREST (HINGLISH)</w:t>
       </w:r>
     </w:p>
     <w:tbl>
@@ -4654,250 +4159,6 @@
                 <w:b/>
                 <w:sz w:val="18"/>
               </w:rPr>
-              <w:t>**Specificity**</w:t>
-            </w:r>
-          </w:p>
-        </w:tc>
-        <w:tc>
-          <w:tcPr>
-            <w:tcW w:type="dxa" w:w="1337"/>
-          </w:tcPr>
-          <w:p>
-            <w:pPr>
-              <w:jc w:val="center"/>
-            </w:pPr>
-            <w:r>
-              <w:rPr>
-                <w:rFonts w:ascii="Segoe UI" w:hAnsi="Segoe UI"/>
-                <w:sz w:val="18"/>
-              </w:rPr>
-              <w:t>0.507439</w:t>
-            </w:r>
-          </w:p>
-        </w:tc>
-        <w:tc>
-          <w:tcPr>
-            <w:tcW w:type="dxa" w:w="1337"/>
-          </w:tcPr>
-          <w:p>
-            <w:pPr>
-              <w:jc w:val="center"/>
-            </w:pPr>
-            <w:r>
-              <w:rPr>
-                <w:rFonts w:ascii="Segoe UI" w:hAnsi="Segoe UI"/>
-                <w:sz w:val="18"/>
-              </w:rPr>
-              <w:t>0.510992</w:t>
-            </w:r>
-          </w:p>
-        </w:tc>
-        <w:tc>
-          <w:tcPr>
-            <w:tcW w:type="dxa" w:w="1337"/>
-          </w:tcPr>
-          <w:p>
-            <w:pPr>
-              <w:jc w:val="center"/>
-            </w:pPr>
-            <w:r>
-              <w:rPr>
-                <w:rFonts w:ascii="Segoe UI" w:hAnsi="Segoe UI"/>
-                <w:sz w:val="18"/>
-              </w:rPr>
-              <w:t>0.522124</w:t>
-            </w:r>
-          </w:p>
-        </w:tc>
-        <w:tc>
-          <w:tcPr>
-            <w:tcW w:type="dxa" w:w="1337"/>
-          </w:tcPr>
-          <w:p>
-            <w:pPr>
-              <w:jc w:val="center"/>
-            </w:pPr>
-            <w:r>
-              <w:rPr>
-                <w:rFonts w:ascii="Segoe UI" w:hAnsi="Segoe UI"/>
-                <w:sz w:val="18"/>
-              </w:rPr>
-              <w:t>0.772014</w:t>
-            </w:r>
-          </w:p>
-        </w:tc>
-        <w:tc>
-          <w:tcPr>
-            <w:tcW w:type="dxa" w:w="1337"/>
-          </w:tcPr>
-          <w:p>
-            <w:pPr>
-              <w:jc w:val="center"/>
-            </w:pPr>
-            <w:r>
-              <w:rPr>
-                <w:rFonts w:ascii="Segoe UI" w:hAnsi="Segoe UI"/>
-                <w:sz w:val="18"/>
-              </w:rPr>
-              <w:t>0.765147</w:t>
-            </w:r>
-          </w:p>
-        </w:tc>
-        <w:tc>
-          <w:tcPr>
-            <w:tcW w:type="dxa" w:w="1337"/>
-          </w:tcPr>
-          <w:p>
-            <w:pPr>
-              <w:jc w:val="center"/>
-            </w:pPr>
-            <w:r>
-              <w:rPr>
-                <w:rFonts w:ascii="Segoe UI" w:hAnsi="Segoe UI"/>
-                <w:sz w:val="18"/>
-              </w:rPr>
-              <w:t>0.773934</w:t>
-            </w:r>
-          </w:p>
-        </w:tc>
-      </w:tr>
-      <w:tr>
-        <w:tc>
-          <w:tcPr>
-            <w:tcW w:type="dxa" w:w="1337"/>
-          </w:tcPr>
-          <w:p>
-            <w:pPr>
-              <w:jc w:val="left"/>
-            </w:pPr>
-            <w:r>
-              <w:rPr>
-                <w:rFonts w:ascii="Segoe UI" w:hAnsi="Segoe UI"/>
-                <w:b/>
-                <w:sz w:val="18"/>
-              </w:rPr>
-              <w:t>**MCC**</w:t>
-            </w:r>
-          </w:p>
-        </w:tc>
-        <w:tc>
-          <w:tcPr>
-            <w:tcW w:type="dxa" w:w="1337"/>
-          </w:tcPr>
-          <w:p>
-            <w:pPr>
-              <w:jc w:val="center"/>
-            </w:pPr>
-            <w:r>
-              <w:rPr>
-                <w:rFonts w:ascii="Segoe UI" w:hAnsi="Segoe UI"/>
-                <w:sz w:val="18"/>
-              </w:rPr>
-              <w:t>0.659215</w:t>
-            </w:r>
-          </w:p>
-        </w:tc>
-        <w:tc>
-          <w:tcPr>
-            <w:tcW w:type="dxa" w:w="1337"/>
-          </w:tcPr>
-          <w:p>
-            <w:pPr>
-              <w:jc w:val="center"/>
-            </w:pPr>
-            <w:r>
-              <w:rPr>
-                <w:rFonts w:ascii="Segoe UI" w:hAnsi="Segoe UI"/>
-                <w:sz w:val="18"/>
-              </w:rPr>
-              <w:t>0.661871</w:t>
-            </w:r>
-          </w:p>
-        </w:tc>
-        <w:tc>
-          <w:tcPr>
-            <w:tcW w:type="dxa" w:w="1337"/>
-          </w:tcPr>
-          <w:p>
-            <w:pPr>
-              <w:jc w:val="center"/>
-            </w:pPr>
-            <w:r>
-              <w:rPr>
-                <w:rFonts w:ascii="Segoe UI" w:hAnsi="Segoe UI"/>
-                <w:sz w:val="18"/>
-              </w:rPr>
-              <w:t>0.670148</w:t>
-            </w:r>
-          </w:p>
-        </w:tc>
-        <w:tc>
-          <w:tcPr>
-            <w:tcW w:type="dxa" w:w="1337"/>
-          </w:tcPr>
-          <w:p>
-            <w:pPr>
-              <w:jc w:val="center"/>
-            </w:pPr>
-            <w:r>
-              <w:rPr>
-                <w:rFonts w:ascii="Segoe UI" w:hAnsi="Segoe UI"/>
-                <w:sz w:val="18"/>
-              </w:rPr>
-              <w:t>0.824745</w:t>
-            </w:r>
-          </w:p>
-        </w:tc>
-        <w:tc>
-          <w:tcPr>
-            <w:tcW w:type="dxa" w:w="1337"/>
-          </w:tcPr>
-          <w:p>
-            <w:pPr>
-              <w:jc w:val="center"/>
-            </w:pPr>
-            <w:r>
-              <w:rPr>
-                <w:rFonts w:ascii="Segoe UI" w:hAnsi="Segoe UI"/>
-                <w:sz w:val="18"/>
-              </w:rPr>
-              <w:t>0.825867</w:t>
-            </w:r>
-          </w:p>
-        </w:tc>
-        <w:tc>
-          <w:tcPr>
-            <w:tcW w:type="dxa" w:w="1337"/>
-          </w:tcPr>
-          <w:p>
-            <w:pPr>
-              <w:jc w:val="center"/>
-            </w:pPr>
-            <w:r>
-              <w:rPr>
-                <w:rFonts w:ascii="Segoe UI" w:hAnsi="Segoe UI"/>
-                <w:sz w:val="18"/>
-              </w:rPr>
-              <w:t>**0.830344**</w:t>
-            </w:r>
-          </w:p>
-        </w:tc>
-      </w:tr>
-      <w:tr>
-        <w:tc>
-          <w:tcPr>
-            <w:tcW w:type="dxa" w:w="1337"/>
-          </w:tcPr>
-          <w:p>
-            <w:pPr>
-              <w:jc w:val="left"/>
-            </w:pPr>
-            <w:r>
-              <w:rPr>
-                <w:rFonts w:ascii="Segoe UI" w:hAnsi="Segoe UI"/>
-                <w:b/>
-                <w:sz w:val="18"/>
-              </w:rPr>
               <w:t>**Prediction Time (s)**</w:t>
             </w:r>
           </w:p>
@@ -5023,7 +4284,7 @@
           <w:color w:val="2D3748"/>
           <w:sz w:val="21"/>
         </w:rPr>
-        <w:t>Document optical rotation (`rotated_90`) creates sharp, binary "all-or-nothing" failures. A single deep Decision Tree isolates these sharp binary decision boundaries cleanly. Conversely, Random Forest averages probabilities across 100 trees, smoothing out crisp binary splits and slightly inflating false positive rates on non-rotated clean samples ($FPR=0.4779$ for RF 80:20 vs $FPR=0.2261$ for DT 80:20).</w:t>
+        <w:t>Decision Tree ne Random Forest ko isliye haraya kyunki document optical rotation (`rotated_90`) jaise features sharp, binary "all-or-nothing" failures create karte hain. Ek single deep Decision Tree in sharp binary boundaries ko perfectly isolate kar leta hai. Jabki Random Forest 100 trees ka average leta hai, jisse sharp boundaries smooth ho jaati hain aur clean non-rotated documents par false positive rate badh jata hai ($FPR=0.4779$ for RF vs $0.2261$ for DT).</w:t>
       </w:r>
     </w:p>
     <w:p>
@@ -5066,7 +4327,7 @@
           <w:color w:val="2D3748"/>
           <w:sz w:val="22"/>
         </w:rPr>
-        <w:t>🧠 SIMPLE EXPLANATION</w:t>
+        <w:t>🧠 SIMPLE EXPLANATION (HINGLISH)</w:t>
       </w:r>
     </w:p>
     <w:p>
@@ -5090,7 +4351,7 @@
           <w:color w:val="2D3748"/>
           <w:sz w:val="21"/>
         </w:rPr>
-        <w:t>Proves that privacy-safe synthetic data generation allows open-science AI benchmarking without exposing private student data.</w:t>
+        <w:t>Prove kiya ki synthetic data se open-science benchmarking safely ho sakti hai bina real student privacy risk kiye.</w:t>
       </w:r>
     </w:p>
     <w:p>
@@ -5114,7 +4375,7 @@
           <w:color w:val="2D3748"/>
           <w:sz w:val="21"/>
         </w:rPr>
-        <w:t>Currently tested on English credentials (`en_IN`).</w:t>
+        <w:t>Abhi tak test suite English (`en_IN`) credentials par test hua hai.</w:t>
       </w:r>
     </w:p>
     <w:p>
@@ -5138,7 +4399,7 @@
           <w:color w:val="2D3748"/>
           <w:sz w:val="21"/>
         </w:rPr>
-        <w:t>Extending to multi-lingual documents (Hindi, Devanagari) and historical handwritten registrar archives.</w:t>
+        <w:t>Multilingual scripts (Hindi, Devanagari) aur handwritten registrar records add karna.</w:t>
       </w:r>
     </w:p>
     <w:p>
@@ -5167,7 +4428,7 @@
           <w:color w:val="1B365D"/>
           <w:sz w:val="32"/>
         </w:rPr>
-        <w:t>🏆 Summary Checklist for Students</w:t>
+        <w:t>🏆 Summary Checklist for Students (Hinglish)</w:t>
       </w:r>
     </w:p>
     <w:p>
@@ -5182,7 +4443,7 @@
           <w:color w:val="2D3748"/>
           <w:sz w:val="21"/>
         </w:rPr>
-        <w:t>- ✅ **Problem Understood**: Educational privacy laws lock real student data; raw exact match metrics penalize harmless formatting typos.</w:t>
+        <w:t>- ✅ **Problem Samjhi**: Privacy laws real student records lock kar deti hain; raw string metrics formatting typos ko penalize kar dete hain.</w:t>
       </w:r>
     </w:p>
     <w:p>
@@ -5197,7 +4458,7 @@
           <w:color w:val="2D3748"/>
           <w:sz w:val="21"/>
         </w:rPr>
-        <w:t>- ✅ **Solution Understood**: ADBG synthetic generator + AU DIC benchmark suite + 6-stage `CanonicalNormalizer`.</w:t>
+        <w:t>- ✅ **Solution Samjhi**: ADBG synthetic generator + AU DIC benchmark suite + 6-stage `CanonicalNormalizer`.</w:t>
       </w:r>
     </w:p>
     <w:p>
@@ -5212,7 +4473,7 @@
           <w:color w:val="2D3748"/>
           <w:sz w:val="21"/>
         </w:rPr>
-        <w:t>- ✅ **Results Understood**: **+7.58% exact match rescue** (1,853 fields), **89.27% $\rightarrow$ 11.35% CER reduction**, and **DT 80:20 (93.69% accuracy)** top ML performance.</w:t>
+        <w:t>- ✅ **Results Samjhe**: **+7.58% exact match rescue** (1,853 fields), **89.27% $\rightarrow$ 11.35% CER reduction**, aur **DT 80:20 (93.69% accuracy)** top ML performance.</w:t>
       </w:r>
     </w:p>
     <w:p>

--- a/docs/paper/easy_read/Easy_Read_Research_Guide.docx
+++ b/docs/paper/easy_read/Easy_Read_Research_Guide.docx
@@ -147,7 +147,7 @@
           <w:color w:val="2D3748"/>
           <w:sz w:val="21"/>
         </w:rPr>
-        <w:t>Welcome! Agar tum ek college student, developer ya beginner researcher ho aur samajhna chahte ho ki is paper mein actually kya problem solve hui hai aur kya main invention hua hai, to ye 6 points padho:</w:t>
+        <w:t>Welcome! Agar tum ek college student, developer, ya beginner researcher ho aur samajhna chahte ho ki is 35-page research paper mein actually kya invention hua hai, to ye 6 points padho:</w:t>
       </w:r>
     </w:p>
     <w:p>
@@ -185,7 +185,7 @@
           <w:color w:val="2D3748"/>
           <w:sz w:val="21"/>
         </w:rPr>
-        <w:t>Real student marksheets, degree certificates aur ID cards mein personal information hoti hai (names, roll numbers, marks). Privacy laws ki wajah se researchers real student records internet par public upload nahi kar sakte AI test karne ke liye.</w:t>
+        <w:t>Real student marksheets, degree certificates aur ID cards mein sensitive personal info hoti hai (names, roll numbers, marks). Privacy laws ki wajah se researchers real student records internet par public upload nahi kar sakte AI models test karne ke liye.</w:t>
       </w:r>
     </w:p>
     <w:p>
@@ -309,7 +309,7 @@
           <w:color w:val="2B6CB0"/>
           <w:sz w:val="26"/>
         </w:rPr>
-        <w:t>3. System Kaise Kaam Karta Hai?</w:t>
+        <w:t>3. System Kaise Kaam Karta Hai? (Architecture Overview)</w:t>
       </w:r>
     </w:p>
     <w:p>
@@ -317,15 +317,6 @@
         <w:spacing w:line="276" w:lineRule="auto" w:after="80"/>
         <w:jc w:val="both"/>
       </w:pPr>
-      <w:r>
-        <w:rPr>
-          <w:rFonts w:ascii="Segoe UI" w:hAnsi="Segoe UI"/>
-          <w:b/>
-          <w:color w:val="1A202C"/>
-          <w:sz w:val="21"/>
-        </w:rPr>
-        <w:t xml:space="preserve">1. Specimen Fabrication: </w:t>
-      </w:r>
       <w:r>
         <w:rPr>
           <w:rFonts w:ascii="Segoe UI" w:hAnsi="Segoe UI"/>
@@ -333,7 +324,7 @@
           <w:color w:val="2D3748"/>
           <w:sz w:val="21"/>
         </w:rPr>
-        <w:t>Fake student credentials vector layout compilation se generate hote hain.</w:t>
+        <w:t>```</w:t>
       </w:r>
     </w:p>
     <w:p>
@@ -341,15 +332,6 @@
         <w:spacing w:line="276" w:lineRule="auto" w:after="80"/>
         <w:jc w:val="both"/>
       </w:pPr>
-      <w:r>
-        <w:rPr>
-          <w:rFonts w:ascii="Segoe UI" w:hAnsi="Segoe UI"/>
-          <w:b/>
-          <w:color w:val="1A202C"/>
-          <w:sz w:val="21"/>
-        </w:rPr>
-        <w:t xml:space="preserve">2. Optical Degradation: </w:t>
-      </w:r>
       <w:r>
         <w:rPr>
           <w:rFonts w:ascii="Segoe UI" w:hAnsi="Segoe UI"/>
@@ -357,23 +339,49 @@
           <w:color w:val="2D3748"/>
           <w:sz w:val="21"/>
         </w:rPr>
-        <w:t>14 physical distortion operators (camera blur, tilt, rotation, noise) apply hote hain.</w:t>
+        <w:t>+-----------------------------------------------------------------------------------+</w:t>
       </w:r>
     </w:p>
+    <w:tbl>
+      <w:tblPr>
+        <w:tblW w:type="auto" w:w="0"/>
+        <w:tblLayout w:type="autofit"/>
+        <w:tblLook w:firstColumn="1" w:firstRow="1" w:lastColumn="0" w:lastRow="0" w:noHBand="0" w:noVBand="1" w:val="04A0"/>
+      </w:tblPr>
+      <w:tblGrid>
+        <w:gridCol w:w="9360"/>
+      </w:tblGrid>
+      <w:tr>
+        <w:tc>
+          <w:tcPr>
+            <w:tcW w:type="dxa" w:w="9360"/>
+          </w:tcPr>
+          <w:p>
+            <w:pPr>
+              <w:jc w:val="left"/>
+            </w:pPr>
+            <w:r>
+              <w:rPr>
+                <w:rFonts w:ascii="Segoe UI" w:hAnsi="Segoe UI"/>
+                <w:b/>
+                <w:sz w:val="18"/>
+              </w:rPr>
+              <w:t>AU DIC SYSTEM PIPELINE</w:t>
+            </w:r>
+          </w:p>
+        </w:tc>
+      </w:tr>
+    </w:tbl>
+    <w:p>
+      <w:pPr>
+        <w:spacing w:after="120"/>
+      </w:pPr>
+    </w:p>
     <w:p>
       <w:pPr>
         <w:spacing w:line="276" w:lineRule="auto" w:after="80"/>
         <w:jc w:val="both"/>
       </w:pPr>
-      <w:r>
-        <w:rPr>
-          <w:rFonts w:ascii="Segoe UI" w:hAnsi="Segoe UI"/>
-          <w:b/>
-          <w:color w:val="1A202C"/>
-          <w:sz w:val="21"/>
-        </w:rPr>
-        <w:t xml:space="preserve">3. Model Prediction: </w:t>
-      </w:r>
       <w:r>
         <w:rPr>
           <w:rFonts w:ascii="Segoe UI" w:hAnsi="Segoe UI"/>
@@ -381,23 +389,275 @@
           <w:color w:val="2D3748"/>
           <w:sz w:val="21"/>
         </w:rPr>
-        <w:t>Neural AI Vision models (MiniCPM-V 7.6B, Donut, Florence-2) document read karte hain.</w:t>
+        <w:t>+-----------------------------------------------------------------------------------+</w:t>
       </w:r>
     </w:p>
+    <w:tbl>
+      <w:tblPr>
+        <w:tblW w:type="auto" w:w="0"/>
+        <w:tblLayout w:type="autofit"/>
+        <w:tblLook w:firstColumn="1" w:firstRow="1" w:lastColumn="0" w:lastRow="0" w:noHBand="0" w:noVBand="1" w:val="04A0"/>
+      </w:tblPr>
+      <w:tblGrid>
+        <w:gridCol w:w="4680"/>
+        <w:gridCol w:w="4680"/>
+      </w:tblGrid>
+      <w:tr>
+        <w:tc>
+          <w:tcPr>
+            <w:tcW w:type="dxa" w:w="4680"/>
+          </w:tcPr>
+          <w:p>
+            <w:pPr>
+              <w:jc w:val="left"/>
+            </w:pPr>
+            <w:r>
+              <w:rPr>
+                <w:rFonts w:ascii="Segoe UI" w:hAnsi="Segoe UI"/>
+                <w:b/>
+                <w:sz w:val="18"/>
+              </w:rPr>
+            </w:r>
+          </w:p>
+        </w:tc>
+        <w:tc>
+          <w:tcPr>
+            <w:tcW w:type="dxa" w:w="4680"/>
+          </w:tcPr>
+          <w:p>
+            <w:pPr>
+              <w:jc w:val="center"/>
+            </w:pPr>
+            <w:r>
+              <w:rPr>
+                <w:rFonts w:ascii="Segoe UI" w:hAnsi="Segoe UI"/>
+                <w:b/>
+                <w:sz w:val="18"/>
+              </w:rPr>
+            </w:r>
+          </w:p>
+        </w:tc>
+      </w:tr>
+      <w:tr>
+        <w:tc>
+          <w:tcPr>
+            <w:tcW w:type="dxa" w:w="4680"/>
+          </w:tcPr>
+          <w:p>
+            <w:pPr>
+              <w:jc w:val="left"/>
+            </w:pPr>
+            <w:r>
+              <w:rPr>
+                <w:rFonts w:ascii="Segoe UI" w:hAnsi="Segoe UI"/>
+                <w:b/>
+                <w:sz w:val="18"/>
+              </w:rPr>
+              <w:t>v</w:t>
+            </w:r>
+          </w:p>
+        </w:tc>
+        <w:tc>
+          <w:tcPr>
+            <w:tcW w:type="dxa" w:w="4680"/>
+          </w:tcPr>
+          <w:p/>
+        </w:tc>
+      </w:tr>
+      <w:tr>
+        <w:tc>
+          <w:tcPr>
+            <w:tcW w:type="dxa" w:w="4680"/>
+          </w:tcPr>
+          <w:p>
+            <w:pPr>
+              <w:jc w:val="left"/>
+            </w:pPr>
+            <w:r>
+              <w:rPr>
+                <w:rFonts w:ascii="Segoe UI" w:hAnsi="Segoe UI"/>
+                <w:b/>
+                <w:sz w:val="18"/>
+              </w:rPr>
+            </w:r>
+          </w:p>
+        </w:tc>
+        <w:tc>
+          <w:tcPr>
+            <w:tcW w:type="dxa" w:w="4680"/>
+          </w:tcPr>
+          <w:p>
+            <w:pPr>
+              <w:jc w:val="center"/>
+            </w:pPr>
+            <w:r>
+              <w:rPr>
+                <w:rFonts w:ascii="Segoe UI" w:hAnsi="Segoe UI"/>
+                <w:sz w:val="18"/>
+              </w:rPr>
+            </w:r>
+          </w:p>
+        </w:tc>
+      </w:tr>
+      <w:tr>
+        <w:tc>
+          <w:tcPr>
+            <w:tcW w:type="dxa" w:w="4680"/>
+          </w:tcPr>
+          <w:p>
+            <w:pPr>
+              <w:jc w:val="left"/>
+            </w:pPr>
+            <w:r>
+              <w:rPr>
+                <w:rFonts w:ascii="Segoe UI" w:hAnsi="Segoe UI"/>
+                <w:b/>
+                <w:sz w:val="18"/>
+              </w:rPr>
+              <w:t>v</w:t>
+            </w:r>
+          </w:p>
+        </w:tc>
+        <w:tc>
+          <w:tcPr>
+            <w:tcW w:type="dxa" w:w="4680"/>
+          </w:tcPr>
+          <w:p/>
+        </w:tc>
+      </w:tr>
+      <w:tr>
+        <w:tc>
+          <w:tcPr>
+            <w:tcW w:type="dxa" w:w="4680"/>
+          </w:tcPr>
+          <w:p>
+            <w:pPr>
+              <w:jc w:val="left"/>
+            </w:pPr>
+            <w:r>
+              <w:rPr>
+                <w:rFonts w:ascii="Segoe UI" w:hAnsi="Segoe UI"/>
+                <w:b/>
+                <w:sz w:val="18"/>
+              </w:rPr>
+            </w:r>
+          </w:p>
+        </w:tc>
+        <w:tc>
+          <w:tcPr>
+            <w:tcW w:type="dxa" w:w="4680"/>
+          </w:tcPr>
+          <w:p>
+            <w:pPr>
+              <w:jc w:val="center"/>
+            </w:pPr>
+            <w:r>
+              <w:rPr>
+                <w:rFonts w:ascii="Segoe UI" w:hAnsi="Segoe UI"/>
+                <w:sz w:val="18"/>
+              </w:rPr>
+            </w:r>
+          </w:p>
+        </w:tc>
+      </w:tr>
+      <w:tr>
+        <w:tc>
+          <w:tcPr>
+            <w:tcW w:type="dxa" w:w="4680"/>
+          </w:tcPr>
+          <w:p>
+            <w:pPr>
+              <w:jc w:val="left"/>
+            </w:pPr>
+            <w:r>
+              <w:rPr>
+                <w:rFonts w:ascii="Segoe UI" w:hAnsi="Segoe UI"/>
+                <w:b/>
+                <w:sz w:val="18"/>
+              </w:rPr>
+              <w:t>v</w:t>
+            </w:r>
+          </w:p>
+        </w:tc>
+        <w:tc>
+          <w:tcPr>
+            <w:tcW w:type="dxa" w:w="4680"/>
+          </w:tcPr>
+          <w:p/>
+        </w:tc>
+      </w:tr>
+      <w:tr>
+        <w:tc>
+          <w:tcPr>
+            <w:tcW w:type="dxa" w:w="4680"/>
+          </w:tcPr>
+          <w:p>
+            <w:pPr>
+              <w:jc w:val="left"/>
+            </w:pPr>
+            <w:r>
+              <w:rPr>
+                <w:rFonts w:ascii="Segoe UI" w:hAnsi="Segoe UI"/>
+                <w:b/>
+                <w:sz w:val="18"/>
+              </w:rPr>
+            </w:r>
+          </w:p>
+        </w:tc>
+        <w:tc>
+          <w:tcPr>
+            <w:tcW w:type="dxa" w:w="4680"/>
+          </w:tcPr>
+          <w:p>
+            <w:pPr>
+              <w:jc w:val="center"/>
+            </w:pPr>
+            <w:r>
+              <w:rPr>
+                <w:rFonts w:ascii="Segoe UI" w:hAnsi="Segoe UI"/>
+                <w:sz w:val="18"/>
+              </w:rPr>
+            </w:r>
+          </w:p>
+        </w:tc>
+      </w:tr>
+      <w:tr>
+        <w:tc>
+          <w:tcPr>
+            <w:tcW w:type="dxa" w:w="4680"/>
+          </w:tcPr>
+          <w:p>
+            <w:pPr>
+              <w:jc w:val="left"/>
+            </w:pPr>
+            <w:r>
+              <w:rPr>
+                <w:rFonts w:ascii="Segoe UI" w:hAnsi="Segoe UI"/>
+                <w:b/>
+                <w:sz w:val="18"/>
+              </w:rPr>
+              <w:t>v</w:t>
+            </w:r>
+          </w:p>
+        </w:tc>
+        <w:tc>
+          <w:tcPr>
+            <w:tcW w:type="dxa" w:w="4680"/>
+          </w:tcPr>
+          <w:p/>
+        </w:tc>
+      </w:tr>
+    </w:tbl>
+    <w:p>
+      <w:pPr>
+        <w:spacing w:after="120"/>
+      </w:pPr>
+    </w:p>
     <w:p>
       <w:pPr>
         <w:spacing w:line="276" w:lineRule="auto" w:after="80"/>
         <w:jc w:val="both"/>
       </w:pPr>
-      <w:r>
-        <w:rPr>
-          <w:rFonts w:ascii="Segoe UI" w:hAnsi="Segoe UI"/>
-          <w:b/>
-          <w:color w:val="1A202C"/>
-          <w:sz w:val="21"/>
-        </w:rPr>
-        <w:t xml:space="preserve">4. Canonical Normalization: </w:t>
-      </w:r>
       <w:r>
         <w:rPr>
           <w:rFonts w:ascii="Segoe UI" w:hAnsi="Segoe UI"/>
@@ -405,7 +665,7 @@
           <w:color w:val="2D3748"/>
           <w:sz w:val="21"/>
         </w:rPr>
-        <w:t>AI predictions 6-stage `CanonicalNormalizer` se clean hote hain.</w:t>
+        <w:t>+-----------------------------------------------------------------------------------+</w:t>
       </w:r>
     </w:p>
     <w:p>
@@ -413,15 +673,6 @@
         <w:spacing w:line="276" w:lineRule="auto" w:after="80"/>
         <w:jc w:val="both"/>
       </w:pPr>
-      <w:r>
-        <w:rPr>
-          <w:rFonts w:ascii="Segoe UI" w:hAnsi="Segoe UI"/>
-          <w:b/>
-          <w:color w:val="1A202C"/>
-          <w:sz w:val="21"/>
-        </w:rPr>
-        <w:t xml:space="preserve">5. Evaluation: </w:t>
-      </w:r>
       <w:r>
         <w:rPr>
           <w:rFonts w:ascii="Segoe UI" w:hAnsi="Segoe UI"/>
@@ -429,7 +680,7 @@
           <w:color w:val="2D3748"/>
           <w:sz w:val="21"/>
         </w:rPr>
-        <w:t>Exact match rates, CER, WER compute hote hain aur errors ko 9 error types mein classify kiya jata hai.</w:t>
+        <w:t>```</w:t>
       </w:r>
     </w:p>
     <w:p>
@@ -473,7 +724,7 @@
           <w:color w:val="2D3748"/>
           <w:sz w:val="21"/>
         </w:rPr>
-        <w:t>- Neural Vision-Language Models (MiniCPM-V, Donut, Florence-2, Llama 3.1 8B).</w:t>
+        <w:t>- Neural Vision-Language Models (MiniCPM-V 7.6B Q4_0, Donut, Florence-2, Llama 3.1 8B).</w:t>
       </w:r>
     </w:p>
     <w:p>
@@ -608,7 +859,7 @@
           <w:color w:val="1B365D"/>
           <w:sz w:val="32"/>
         </w:rPr>
-        <w:t>📖 Section-by-Section Hinglish Student Guide</w:t>
+        <w:t>📖 Section-by-Section Student Guide</w:t>
       </w:r>
     </w:p>
     <w:p>
@@ -651,7 +902,7 @@
           <w:color w:val="2D3748"/>
           <w:sz w:val="22"/>
         </w:rPr>
-        <w:t>📄 WHAT THE PAPER SAYS</w:t>
+        <w:t>1. 📄 WHAT THE PAPER SAYS</w:t>
       </w:r>
     </w:p>
     <w:tbl>
@@ -680,7 +931,7 @@
                 <w:color w:val="2D3748"/>
                 <w:sz w:val="20"/>
               </w:rPr>
-              <w:t>*"Evaluating neural document intelligence engines on academic credentials is severely bottlenecked by strict privacy regulations—such as FERPA and GDPR... To resolve this challenge, we introduce ADBG v1.0 alongside the AU DIC Benchmark Evaluation Framework v1.0..."*</w:t>
+              <w:t>*"Evaluating neural document intelligence engines on academic credentials (degree certificates, marksheets, transcripts, student identification cards) is severely bottlenecked by strict privacy regulations—such as FERPA and GDPR—that prohibit public dissemination of real student records. To resolve this challenge, we introduce ADBG v1.0 alongside the AU DIC Benchmark Evaluation Framework v1.0..."*</w:t>
             </w:r>
           </w:p>
         </w:tc>
@@ -702,7 +953,7 @@
           <w:color w:val="2D3748"/>
           <w:sz w:val="22"/>
         </w:rPr>
-        <w:t>🧠 SIMPLE EXPLANATION (HINGLISH)</w:t>
+        <w:t>2. 🧠 SIMPLE HINGLISH EXPLANATION</w:t>
       </w:r>
     </w:p>
     <w:p>
@@ -731,7 +982,7 @@
           <w:color w:val="2D3748"/>
           <w:sz w:val="22"/>
         </w:rPr>
-        <w:t>💡 REAL-LIFE / GEN-Z ANALOGY</w:t>
+        <w:t>3. 💡 REAL-LIFE / GEN-Z ANALOGY</w:t>
       </w:r>
     </w:p>
     <w:tbl>
@@ -1013,7 +1264,7 @@
           <w:color w:val="2D3748"/>
           <w:sz w:val="22"/>
         </w:rPr>
-        <w:t>🔬 TECHNICAL MEANING</w:t>
+        <w:t>4. 🔬 TECHNICAL MEANING</w:t>
       </w:r>
     </w:p>
     <w:p>
@@ -1075,7 +1326,7 @@
           <w:color w:val="2D3748"/>
           <w:sz w:val="22"/>
         </w:rPr>
-        <w:t>📊 WHAT OUR EXPERIMENT FOUND</w:t>
+        <w:t>5. 🎯 WHY IT MATTERS</w:t>
       </w:r>
     </w:p>
     <w:p>
@@ -1090,7 +1341,36 @@
           <w:color w:val="2D3748"/>
           <w:sz w:val="21"/>
         </w:rPr>
-        <w:t>Hamari research ne prove kiya ki **7.58% errors actually AI ki galti nahi thi**, balki aise hi harmless formatting differences (jaise `7 PM` vs `7:00 PM`) the, jinhe hamare 6-stage normalizer ne rescue kar liya!</w:t>
+        <w:t>Agar AI ko sahi tareeqe se evaluate nahi karenge, to hum aise AI models ko reject kar denge jo actually sahi information read kar rahe the, bas formatting alag thi.</w:t>
+      </w:r>
+    </w:p>
+    <w:p>
+      <w:pPr>
+        <w:spacing w:before="200" w:after="60"/>
+      </w:pPr>
+      <w:r>
+        <w:rPr>
+          <w:rFonts w:ascii="Segoe UI" w:hAnsi="Segoe UI"/>
+          <w:b/>
+          <w:color w:val="2D3748"/>
+          <w:sz w:val="22"/>
+        </w:rPr>
+        <w:t>6. 📊 PAPER'S ACTUAL RESULT / EVIDENCE</w:t>
+      </w:r>
+    </w:p>
+    <w:p>
+      <w:pPr>
+        <w:spacing w:line="276" w:lineRule="auto" w:after="80"/>
+        <w:jc w:val="both"/>
+      </w:pPr>
+      <w:r>
+        <w:rPr>
+          <w:rFonts w:ascii="Segoe UI" w:hAnsi="Segoe UI"/>
+          <w:i w:val="0"/>
+          <w:color w:val="2D3748"/>
+          <w:sz w:val="21"/>
+        </w:rPr>
+        <w:t>Paper ne prove kiya ki **7.58% errors actually AI ki galti nahi thi**, balki aise hi harmless formatting differences (jaise `7 PM` vs `7:00 PM`) the, jinhe hamare 6-stage normalizer ne rescue kar liya!</w:t>
       </w:r>
     </w:p>
     <w:p>
@@ -1133,7 +1413,7 @@
           <w:color w:val="2D3748"/>
           <w:sz w:val="22"/>
         </w:rPr>
-        <w:t>📄 WHAT THE PAPER SAYS</w:t>
+        <w:t>1. 📄 WHAT THE PAPER SAYS</w:t>
       </w:r>
     </w:p>
     <w:tbl>
@@ -1184,7 +1464,7 @@
           <w:color w:val="2D3748"/>
           <w:sz w:val="22"/>
         </w:rPr>
-        <w:t>🧠 SIMPLE EXPLANATION (HINGLISH)</w:t>
+        <w:t>2. 🧠 SIMPLE HINGLISH EXPLANATION</w:t>
       </w:r>
     </w:p>
     <w:p>
@@ -1213,7 +1493,7 @@
           <w:color w:val="2D3748"/>
           <w:sz w:val="22"/>
         </w:rPr>
-        <w:t>💡 REAL-LIFE / GEN-Z ANALOGY</w:t>
+        <w:t>3. 💡 REAL-LIFE / GEN-Z ANALOGY</w:t>
       </w:r>
     </w:p>
     <w:tbl>
@@ -1301,6 +1581,102 @@
     </w:p>
     <w:p>
       <w:pPr>
+        <w:spacing w:before="200" w:after="60"/>
+      </w:pPr>
+      <w:r>
+        <w:rPr>
+          <w:rFonts w:ascii="Segoe UI" w:hAnsi="Segoe UI"/>
+          <w:b/>
+          <w:color w:val="2D3748"/>
+          <w:sz w:val="22"/>
+        </w:rPr>
+        <w:t>4. 🔬 TECHNICAL MEANING</w:t>
+      </w:r>
+    </w:p>
+    <w:p>
+      <w:pPr>
+        <w:spacing w:line="276" w:lineRule="auto" w:after="80"/>
+        <w:jc w:val="both"/>
+      </w:pPr>
+      <w:r>
+        <w:rPr>
+          <w:rFonts w:ascii="Segoe UI" w:hAnsi="Segoe UI"/>
+          <w:b/>
+          <w:color w:val="1A202C"/>
+          <w:sz w:val="21"/>
+        </w:rPr>
+        <w:t xml:space="preserve">- Domain Shift: </w:t>
+      </w:r>
+      <w:r>
+        <w:rPr>
+          <w:rFonts w:ascii="Segoe UI" w:hAnsi="Segoe UI"/>
+          <w:i w:val="0"/>
+          <w:color w:val="2D3748"/>
+          <w:sz w:val="21"/>
+        </w:rPr>
+        <w:t>Jab ek type ke documents (e.g. shopping bills) par trained AI ko doosre complex domain (e.g. academic transcripts) par use kiya jaye, to uski accuracy drop ho jaati hai.</w:t>
+      </w:r>
+    </w:p>
+    <w:p>
+      <w:pPr>
+        <w:spacing w:before="200" w:after="60"/>
+      </w:pPr>
+      <w:r>
+        <w:rPr>
+          <w:rFonts w:ascii="Segoe UI" w:hAnsi="Segoe UI"/>
+          <w:b/>
+          <w:color w:val="2D3748"/>
+          <w:sz w:val="22"/>
+        </w:rPr>
+        <w:t>5. 🎯 WHY IT MATTERS</w:t>
+      </w:r>
+    </w:p>
+    <w:p>
+      <w:pPr>
+        <w:spacing w:line="276" w:lineRule="auto" w:after="80"/>
+        <w:jc w:val="both"/>
+      </w:pPr>
+      <w:r>
+        <w:rPr>
+          <w:rFonts w:ascii="Segoe UI" w:hAnsi="Segoe UI"/>
+          <w:i w:val="0"/>
+          <w:color w:val="2D3748"/>
+          <w:sz w:val="21"/>
+        </w:rPr>
+        <w:t>Academic documents ke unique structure (tables, seals, signatures, multi-column marks) ke liye specialized benchmark hona zaroori tha.</w:t>
+      </w:r>
+    </w:p>
+    <w:p>
+      <w:pPr>
+        <w:spacing w:before="200" w:after="60"/>
+      </w:pPr>
+      <w:r>
+        <w:rPr>
+          <w:rFonts w:ascii="Segoe UI" w:hAnsi="Segoe UI"/>
+          <w:b/>
+          <w:color w:val="2D3748"/>
+          <w:sz w:val="22"/>
+        </w:rPr>
+        <w:t>6. 📊 PAPER'S ACTUAL RESULT / EVIDENCE</w:t>
+      </w:r>
+    </w:p>
+    <w:p>
+      <w:pPr>
+        <w:spacing w:line="276" w:lineRule="auto" w:after="80"/>
+        <w:jc w:val="both"/>
+      </w:pPr>
+      <w:r>
+        <w:rPr>
+          <w:rFonts w:ascii="Segoe UI" w:hAnsi="Segoe UI"/>
+          <w:i w:val="0"/>
+          <w:color w:val="2D3748"/>
+          <w:sz w:val="21"/>
+        </w:rPr>
+        <w:t>Table I shows that ADBG v1.0 is the first benchmark offering 100% synthetic zero-PII generation with 4 physical optical degradation profiles.</w:t>
+      </w:r>
+    </w:p>
+    <w:p>
+      <w:pPr>
         <w:spacing w:line="276" w:lineRule="auto" w:after="80"/>
         <w:jc w:val="both"/>
       </w:pPr>
@@ -1325,7 +1701,7 @@
           <w:color w:val="2B6CB0"/>
           <w:sz w:val="26"/>
         </w:rPr>
-        <w:t>Section 3: System Architecture</w:t>
+        <w:t>Section 3: System Architecture Overview</w:t>
       </w:r>
     </w:p>
     <w:p>
@@ -1339,7 +1715,7 @@
           <w:color w:val="2D3748"/>
           <w:sz w:val="22"/>
         </w:rPr>
-        <w:t>📄 WHAT THE PAPER SAYS</w:t>
+        <w:t>1. 📄 WHAT THE PAPER SAYS</w:t>
       </w:r>
     </w:p>
     <w:tbl>
@@ -1390,7 +1766,7 @@
           <w:color w:val="2D3748"/>
           <w:sz w:val="22"/>
         </w:rPr>
-        <w:t>🧠 SIMPLE EXPLANATION (HINGLISH)</w:t>
+        <w:t>2. 🧠 SIMPLE HINGLISH EXPLANATION</w:t>
       </w:r>
     </w:p>
     <w:p>
@@ -1491,7 +1867,7 @@
           <w:color w:val="2D3748"/>
           <w:sz w:val="22"/>
         </w:rPr>
-        <w:t>💡 REAL-LIFE / GEN-Z ANALOGY</w:t>
+        <w:t>3. 💡 REAL-LIFE / GEN-Z ANALOGY</w:t>
       </w:r>
     </w:p>
     <w:tbl>
@@ -1579,6 +1955,102 @@
     </w:p>
     <w:p>
       <w:pPr>
+        <w:spacing w:before="200" w:after="60"/>
+      </w:pPr>
+      <w:r>
+        <w:rPr>
+          <w:rFonts w:ascii="Segoe UI" w:hAnsi="Segoe UI"/>
+          <w:b/>
+          <w:color w:val="2D3748"/>
+          <w:sz w:val="22"/>
+        </w:rPr>
+        <w:t>4. 🔬 TECHNICAL MEANING</w:t>
+      </w:r>
+    </w:p>
+    <w:p>
+      <w:pPr>
+        <w:spacing w:line="276" w:lineRule="auto" w:after="80"/>
+        <w:jc w:val="both"/>
+      </w:pPr>
+      <w:r>
+        <w:rPr>
+          <w:rFonts w:ascii="Segoe UI" w:hAnsi="Segoe UI"/>
+          <w:b/>
+          <w:color w:val="1A202C"/>
+          <w:sz w:val="21"/>
+        </w:rPr>
+        <w:t xml:space="preserve">- Decoupled Architecture: </w:t>
+      </w:r>
+      <w:r>
+        <w:rPr>
+          <w:rFonts w:ascii="Segoe UI" w:hAnsi="Segoe UI"/>
+          <w:i w:val="0"/>
+          <w:color w:val="2D3748"/>
+          <w:sz w:val="21"/>
+        </w:rPr>
+        <w:t>System generator, distortion processor, aur evaluation engine alag-alag modules hain jo ek doosre par rely kiye bina kaam kar sakte hain.</w:t>
+      </w:r>
+    </w:p>
+    <w:p>
+      <w:pPr>
+        <w:spacing w:before="200" w:after="60"/>
+      </w:pPr>
+      <w:r>
+        <w:rPr>
+          <w:rFonts w:ascii="Segoe UI" w:hAnsi="Segoe UI"/>
+          <w:b/>
+          <w:color w:val="2D3748"/>
+          <w:sz w:val="22"/>
+        </w:rPr>
+        <w:t>5. 🎯 WHY IT MATTERS</w:t>
+      </w:r>
+    </w:p>
+    <w:p>
+      <w:pPr>
+        <w:spacing w:line="276" w:lineRule="auto" w:after="80"/>
+        <w:jc w:val="both"/>
+      </w:pPr>
+      <w:r>
+        <w:rPr>
+          <w:rFonts w:ascii="Segoe UI" w:hAnsi="Segoe UI"/>
+          <w:i w:val="0"/>
+          <w:color w:val="2D3748"/>
+          <w:sz w:val="21"/>
+        </w:rPr>
+        <w:t>Isse research team ko 100% reproducibility milti hai bina kisi real data leakage ke.</w:t>
+      </w:r>
+    </w:p>
+    <w:p>
+      <w:pPr>
+        <w:spacing w:before="200" w:after="60"/>
+      </w:pPr>
+      <w:r>
+        <w:rPr>
+          <w:rFonts w:ascii="Segoe UI" w:hAnsi="Segoe UI"/>
+          <w:b/>
+          <w:color w:val="2D3748"/>
+          <w:sz w:val="22"/>
+        </w:rPr>
+        <w:t>6. 📊 PAPER'S ACTUAL RESULT / EVIDENCE</w:t>
+      </w:r>
+    </w:p>
+    <w:p>
+      <w:pPr>
+        <w:spacing w:line="276" w:lineRule="auto" w:after="80"/>
+        <w:jc w:val="both"/>
+      </w:pPr>
+      <w:r>
+        <w:rPr>
+          <w:rFonts w:ascii="Segoe UI" w:hAnsi="Segoe UI"/>
+          <w:i w:val="0"/>
+          <w:color w:val="2D3748"/>
+          <w:sz w:val="21"/>
+        </w:rPr>
+        <w:t>Table III shows framework processing throughput of **242.59 samples/sec** with average latency of **4.12 ms/sample**.</w:t>
+      </w:r>
+    </w:p>
+    <w:p>
+      <w:pPr>
         <w:spacing w:line="276" w:lineRule="auto" w:after="80"/>
         <w:jc w:val="both"/>
       </w:pPr>
@@ -1617,7 +2089,7 @@
           <w:color w:val="2D3748"/>
           <w:sz w:val="22"/>
         </w:rPr>
-        <w:t>📄 WHAT THE PAPER SAYS</w:t>
+        <w:t>1. 📄 WHAT THE PAPER SAYS</w:t>
       </w:r>
     </w:p>
     <w:tbl>
@@ -1668,7 +2140,7 @@
           <w:color w:val="2D3748"/>
           <w:sz w:val="22"/>
         </w:rPr>
-        <w:t>🧠 SIMPLE EXPLANATION (HINGLISH)</w:t>
+        <w:t>2. 🧠 SIMPLE HINGLISH EXPLANATION</w:t>
       </w:r>
     </w:p>
     <w:p>
@@ -1688,6 +2160,209 @@
     </w:p>
     <w:p>
       <w:pPr>
+        <w:spacing w:line="276" w:lineRule="auto" w:after="80"/>
+        <w:jc w:val="both"/>
+      </w:pPr>
+      <w:r>
+        <w:rPr>
+          <w:rFonts w:ascii="Segoe UI" w:hAnsi="Segoe UI"/>
+          <w:i w:val="0"/>
+          <w:color w:val="2D3748"/>
+          <w:sz w:val="21"/>
+        </w:rPr>
+        <w:t>```</w:t>
+      </w:r>
+    </w:p>
+    <w:p>
+      <w:pPr>
+        <w:spacing w:line="276" w:lineRule="auto" w:after="80"/>
+        <w:jc w:val="both"/>
+      </w:pPr>
+      <w:r>
+        <w:rPr>
+          <w:rFonts w:ascii="Segoe UI" w:hAnsi="Segoe UI"/>
+          <w:i w:val="0"/>
+          <w:color w:val="2D3748"/>
+          <w:sz w:val="21"/>
+        </w:rPr>
+        <w:t>+-----------------------------------------------------------------------------------+</w:t>
+      </w:r>
+    </w:p>
+    <w:tbl>
+      <w:tblPr>
+        <w:tblW w:type="auto" w:w="0"/>
+        <w:tblLayout w:type="autofit"/>
+        <w:tblLook w:firstColumn="1" w:firstRow="1" w:lastColumn="0" w:lastRow="0" w:noHBand="0" w:noVBand="1" w:val="04A0"/>
+      </w:tblPr>
+      <w:tblGrid>
+        <w:gridCol w:w="9360"/>
+      </w:tblGrid>
+      <w:tr>
+        <w:tc>
+          <w:tcPr>
+            <w:tcW w:type="dxa" w:w="9360"/>
+          </w:tcPr>
+          <w:p>
+            <w:pPr>
+              <w:jc w:val="left"/>
+            </w:pPr>
+            <w:r>
+              <w:rPr>
+                <w:rFonts w:ascii="Segoe UI" w:hAnsi="Segoe UI"/>
+                <w:b/>
+                <w:sz w:val="18"/>
+              </w:rPr>
+              <w:t>6-STAGE CANONICAL NORMALIZATION PROCESS</w:t>
+            </w:r>
+          </w:p>
+        </w:tc>
+      </w:tr>
+    </w:tbl>
+    <w:p>
+      <w:pPr>
+        <w:spacing w:after="120"/>
+      </w:pPr>
+    </w:p>
+    <w:p>
+      <w:pPr>
+        <w:spacing w:line="276" w:lineRule="auto" w:after="80"/>
+        <w:jc w:val="both"/>
+      </w:pPr>
+      <w:r>
+        <w:rPr>
+          <w:rFonts w:ascii="Segoe UI" w:hAnsi="Segoe UI"/>
+          <w:i w:val="0"/>
+          <w:color w:val="2D3748"/>
+          <w:sz w:val="21"/>
+        </w:rPr>
+        <w:t>+-----------------------------------------------------------------------------------+</w:t>
+      </w:r>
+    </w:p>
+    <w:tbl>
+      <w:tblPr>
+        <w:tblW w:type="auto" w:w="0"/>
+        <w:tblLayout w:type="autofit"/>
+        <w:tblLook w:firstColumn="1" w:firstRow="1" w:lastColumn="0" w:lastRow="0" w:noHBand="0" w:noVBand="1" w:val="04A0"/>
+      </w:tblPr>
+      <w:tblGrid>
+        <w:gridCol w:w="9360"/>
+      </w:tblGrid>
+      <w:tr>
+        <w:tc>
+          <w:tcPr>
+            <w:tcW w:type="dxa" w:w="9360"/>
+          </w:tcPr>
+          <w:p>
+            <w:pPr>
+              <w:jc w:val="left"/>
+            </w:pPr>
+            <w:r>
+              <w:rPr>
+                <w:rFonts w:ascii="Segoe UI" w:hAnsi="Segoe UI"/>
+                <w:b/>
+                <w:sz w:val="18"/>
+              </w:rPr>
+              <w:t>RAW AI TEXT: "  Mr. Aarav Agarwal, B.Tech. (MIT) on 15/08/2002  "</w:t>
+            </w:r>
+          </w:p>
+        </w:tc>
+      </w:tr>
+      <w:tr>
+        <w:tc>
+          <w:tcPr>
+            <w:tcW w:type="dxa" w:w="9360"/>
+          </w:tcPr>
+          <w:p>
+            <w:pPr>
+              <w:jc w:val="left"/>
+            </w:pPr>
+            <w:r>
+              <w:rPr>
+                <w:rFonts w:ascii="Segoe UI" w:hAnsi="Segoe UI"/>
+                <w:b/>
+                <w:sz w:val="18"/>
+              </w:rPr>
+            </w:r>
+          </w:p>
+        </w:tc>
+      </w:tr>
+      <w:tr>
+        <w:tc>
+          <w:tcPr>
+            <w:tcW w:type="dxa" w:w="9360"/>
+          </w:tcPr>
+          <w:p>
+            <w:pPr>
+              <w:jc w:val="left"/>
+            </w:pPr>
+            <w:r>
+              <w:rPr>
+                <w:rFonts w:ascii="Segoe UI" w:hAnsi="Segoe UI"/>
+                <w:b/>
+                <w:sz w:val="18"/>
+              </w:rPr>
+            </w:r>
+          </w:p>
+        </w:tc>
+      </w:tr>
+      <w:tr>
+        <w:tc>
+          <w:tcPr>
+            <w:tcW w:type="dxa" w:w="9360"/>
+          </w:tcPr>
+          <w:p>
+            <w:pPr>
+              <w:jc w:val="left"/>
+            </w:pPr>
+            <w:r>
+              <w:rPr>
+                <w:rFonts w:ascii="Segoe UI" w:hAnsi="Segoe UI"/>
+                <w:b/>
+                <w:sz w:val="18"/>
+              </w:rPr>
+              <w:t>CANONICAL FORM: Matches Ground Truth 100%! [MATCH RESCUED ✅]</w:t>
+            </w:r>
+          </w:p>
+        </w:tc>
+      </w:tr>
+    </w:tbl>
+    <w:p>
+      <w:pPr>
+        <w:spacing w:after="120"/>
+      </w:pPr>
+    </w:p>
+    <w:p>
+      <w:pPr>
+        <w:spacing w:line="276" w:lineRule="auto" w:after="80"/>
+        <w:jc w:val="both"/>
+      </w:pPr>
+      <w:r>
+        <w:rPr>
+          <w:rFonts w:ascii="Segoe UI" w:hAnsi="Segoe UI"/>
+          <w:i w:val="0"/>
+          <w:color w:val="2D3748"/>
+          <w:sz w:val="21"/>
+        </w:rPr>
+        <w:t>+-----------------------------------------------------------------------------------+</w:t>
+      </w:r>
+    </w:p>
+    <w:p>
+      <w:pPr>
+        <w:spacing w:line="276" w:lineRule="auto" w:after="80"/>
+        <w:jc w:val="both"/>
+      </w:pPr>
+      <w:r>
+        <w:rPr>
+          <w:rFonts w:ascii="Segoe UI" w:hAnsi="Segoe UI"/>
+          <w:i w:val="0"/>
+          <w:color w:val="2D3748"/>
+          <w:sz w:val="21"/>
+        </w:rPr>
+        <w:t>```</w:t>
+      </w:r>
+    </w:p>
+    <w:p>
+      <w:pPr>
         <w:spacing w:before="200" w:after="60"/>
       </w:pPr>
       <w:r>
@@ -1697,7 +2372,7 @@
           <w:color w:val="2D3748"/>
           <w:sz w:val="22"/>
         </w:rPr>
-        <w:t>💡 REAL-LIFE / GEN-Z ANALOGY</w:t>
+        <w:t>3. 💡 REAL-LIFE / GEN-Z ANALOGY (THE "7 PM" VS "7:00 PM" VS "19:00" EXAMPLE)</w:t>
       </w:r>
     </w:p>
     <w:tbl>
@@ -1772,7 +2447,7 @@
                 <w:color w:val="2D3748"/>
                 <w:sz w:val="20"/>
               </w:rPr>
-              <w:t>Maano teacher exam mein puchti hai: `"USA ke pehle President kaun the?"`</w:t>
+              <w:t>Maano 3 friends meeting time decide kar rahe hain:</w:t>
             </w:r>
           </w:p>
         </w:tc>
@@ -1809,7 +2484,7 @@
                 <w:color w:val="2D3748"/>
                 <w:sz w:val="20"/>
               </w:rPr>
-              <w:t>- Student A likhta hai: `George Washington`</w:t>
+              <w:t>- Friend 1 texts: `"7 PM"`</w:t>
             </w:r>
           </w:p>
         </w:tc>
@@ -1846,7 +2521,7 @@
                 <w:color w:val="2D3748"/>
                 <w:sz w:val="20"/>
               </w:rPr>
-              <w:t>- Student B likhta hai: `george washington`</w:t>
+              <w:t>- Friend 2 texts: `"7:00 PM"`</w:t>
             </w:r>
           </w:p>
         </w:tc>
@@ -1883,7 +2558,7 @@
                 <w:color w:val="2D3748"/>
                 <w:sz w:val="20"/>
               </w:rPr>
-              <w:t>- Student C likhta hai: `G. Washington`</w:t>
+              <w:t>- Friend 3 texts: `"19:00"`</w:t>
             </w:r>
           </w:p>
         </w:tc>
@@ -1920,7 +2595,6 @@
                 <w:color w:val="2D3748"/>
                 <w:sz w:val="20"/>
               </w:rPr>
-              <w:t>Ek strict robot B aur C ko 0 marks dega!</w:t>
             </w:r>
           </w:p>
         </w:tc>
@@ -1957,7 +2631,7 @@
                 <w:color w:val="2D3748"/>
                 <w:sz w:val="20"/>
               </w:rPr>
-              <w:t>Hamara 6-stage normalizer us smart teacher jaisa hai jo teenon ko full marks deta hai kyunki meaning same hai.</w:t>
+              <w:t>**Human Meaning**: Teeno ka matlab bilkul SAME hai (Shaam ke 7 baje).</w:t>
             </w:r>
           </w:p>
         </w:tc>
@@ -1971,511 +2645,30 @@
     <w:tbl>
       <w:tblPr>
         <w:tblW w:type="auto" w:w="0"/>
-        <w:tblLayout w:type="autofit"/>
+        <w:tblLayout w:type="fixed"/>
         <w:tblLook w:firstColumn="1" w:firstRow="1" w:lastColumn="0" w:lastRow="0" w:noHBand="0" w:noVBand="1" w:val="04A0"/>
       </w:tblPr>
       <w:tblGrid>
-        <w:gridCol w:w="2340"/>
-        <w:gridCol w:w="2340"/>
-        <w:gridCol w:w="2340"/>
-        <w:gridCol w:w="2340"/>
+        <w:gridCol w:w="9360"/>
       </w:tblGrid>
       <w:tr>
         <w:tc>
           <w:tcPr>
-            <w:tcW w:type="dxa" w:w="2340"/>
+            <w:tcW w:type="dxa" w:w="9360"/>
+            <w:shd w:val="clear" w:color="auto" w:fill="EBF8FF"/>
           </w:tcPr>
           <w:p>
             <w:pPr>
-              <w:jc w:val="left"/>
+              <w:spacing w:before="80" w:after="80"/>
+              <w:ind w:left="144" w:right="144"/>
             </w:pPr>
             <w:r>
               <w:rPr>
                 <w:rFonts w:ascii="Segoe UI" w:hAnsi="Segoe UI"/>
-                <w:b/>
-                <w:sz w:val="18"/>
+                <w:color w:val="2D3748"/>
+                <w:sz w:val="20"/>
               </w:rPr>
-              <w:t>Stage</w:t>
-            </w:r>
-          </w:p>
-        </w:tc>
-        <w:tc>
-          <w:tcPr>
-            <w:tcW w:type="dxa" w:w="2340"/>
-          </w:tcPr>
-          <w:p>
-            <w:pPr>
-              <w:jc w:val="center"/>
-            </w:pPr>
-            <w:r>
-              <w:rPr>
-                <w:rFonts w:ascii="Segoe UI" w:hAnsi="Segoe UI"/>
-                <w:b/>
-                <w:sz w:val="18"/>
-              </w:rPr>
-              <w:t>Rule Name</w:t>
-            </w:r>
-          </w:p>
-        </w:tc>
-        <w:tc>
-          <w:tcPr>
-            <w:tcW w:type="dxa" w:w="2340"/>
-          </w:tcPr>
-          <w:p>
-            <w:pPr>
-              <w:jc w:val="center"/>
-            </w:pPr>
-            <w:r>
-              <w:rPr>
-                <w:rFonts w:ascii="Segoe UI" w:hAnsi="Segoe UI"/>
-                <w:b/>
-                <w:sz w:val="18"/>
-              </w:rPr>
-              <w:t>Kya Kaam Karta Hai</w:t>
-            </w:r>
-          </w:p>
-        </w:tc>
-        <w:tc>
-          <w:tcPr>
-            <w:tcW w:type="dxa" w:w="2340"/>
-          </w:tcPr>
-          <w:p>
-            <w:pPr>
-              <w:jc w:val="center"/>
-            </w:pPr>
-            <w:r>
-              <w:rPr>
-                <w:rFonts w:ascii="Segoe UI" w:hAnsi="Segoe UI"/>
-                <w:b/>
-                <w:sz w:val="18"/>
-              </w:rPr>
-              <w:t>Simple Example</w:t>
-            </w:r>
-          </w:p>
-        </w:tc>
-      </w:tr>
-      <w:tr>
-        <w:tc>
-          <w:tcPr>
-            <w:tcW w:type="dxa" w:w="2340"/>
-          </w:tcPr>
-          <w:p>
-            <w:pPr>
-              <w:jc w:val="left"/>
-            </w:pPr>
-            <w:r>
-              <w:rPr>
-                <w:rFonts w:ascii="Segoe UI" w:hAnsi="Segoe UI"/>
-                <w:b/>
-                <w:sz w:val="18"/>
-              </w:rPr>
-              <w:t>**1**</w:t>
-            </w:r>
-          </w:p>
-        </w:tc>
-        <w:tc>
-          <w:tcPr>
-            <w:tcW w:type="dxa" w:w="2340"/>
-          </w:tcPr>
-          <w:p>
-            <w:pPr>
-              <w:jc w:val="center"/>
-            </w:pPr>
-            <w:r>
-              <w:rPr>
-                <w:rFonts w:ascii="Segoe UI" w:hAnsi="Segoe UI"/>
-                <w:sz w:val="18"/>
-              </w:rPr>
-              <w:t>Case Normalization</w:t>
-            </w:r>
-          </w:p>
-        </w:tc>
-        <w:tc>
-          <w:tcPr>
-            <w:tcW w:type="dxa" w:w="2340"/>
-          </w:tcPr>
-          <w:p>
-            <w:pPr>
-              <w:jc w:val="center"/>
-            </w:pPr>
-            <w:r>
-              <w:rPr>
-                <w:rFonts w:ascii="Segoe UI" w:hAnsi="Segoe UI"/>
-                <w:sz w:val="18"/>
-              </w:rPr>
-              <w:t>Saare text ko lowercase kar deta hai</w:t>
-            </w:r>
-          </w:p>
-        </w:tc>
-        <w:tc>
-          <w:tcPr>
-            <w:tcW w:type="dxa" w:w="2340"/>
-          </w:tcPr>
-          <w:p>
-            <w:pPr>
-              <w:jc w:val="center"/>
-            </w:pPr>
-            <w:r>
-              <w:rPr>
-                <w:rFonts w:ascii="Segoe UI" w:hAnsi="Segoe UI"/>
-                <w:sz w:val="18"/>
-              </w:rPr>
-              <w:t>`AARAV` $\rightarrow$ `aarav`</w:t>
-            </w:r>
-          </w:p>
-        </w:tc>
-      </w:tr>
-      <w:tr>
-        <w:tc>
-          <w:tcPr>
-            <w:tcW w:type="dxa" w:w="2340"/>
-          </w:tcPr>
-          <w:p>
-            <w:pPr>
-              <w:jc w:val="left"/>
-            </w:pPr>
-            <w:r>
-              <w:rPr>
-                <w:rFonts w:ascii="Segoe UI" w:hAnsi="Segoe UI"/>
-                <w:b/>
-                <w:sz w:val="18"/>
-              </w:rPr>
-              <w:t>**2**</w:t>
-            </w:r>
-          </w:p>
-        </w:tc>
-        <w:tc>
-          <w:tcPr>
-            <w:tcW w:type="dxa" w:w="2340"/>
-          </w:tcPr>
-          <w:p>
-            <w:pPr>
-              <w:jc w:val="center"/>
-            </w:pPr>
-            <w:r>
-              <w:rPr>
-                <w:rFonts w:ascii="Segoe UI" w:hAnsi="Segoe UI"/>
-                <w:sz w:val="18"/>
-              </w:rPr>
-              <w:t>Whitespace Collapsing</w:t>
-            </w:r>
-          </w:p>
-        </w:tc>
-        <w:tc>
-          <w:tcPr>
-            <w:tcW w:type="dxa" w:w="2340"/>
-          </w:tcPr>
-          <w:p>
-            <w:pPr>
-              <w:jc w:val="center"/>
-            </w:pPr>
-            <w:r>
-              <w:rPr>
-                <w:rFonts w:ascii="Segoe UI" w:hAnsi="Segoe UI"/>
-                <w:sz w:val="18"/>
-              </w:rPr>
-              <w:t>Extra spaces remove karta hai</w:t>
-            </w:r>
-          </w:p>
-        </w:tc>
-        <w:tc>
-          <w:tcPr>
-            <w:tcW w:type="dxa" w:w="2340"/>
-          </w:tcPr>
-          <w:p>
-            <w:pPr>
-              <w:jc w:val="center"/>
-            </w:pPr>
-            <w:r>
-              <w:rPr>
-                <w:rFonts w:ascii="Segoe UI" w:hAnsi="Segoe UI"/>
-                <w:sz w:val="18"/>
-              </w:rPr>
-              <w:t>`Aarav   Agarwal` $\rightarrow$ `Aarav Agarwal`</w:t>
-            </w:r>
-          </w:p>
-        </w:tc>
-      </w:tr>
-      <w:tr>
-        <w:tc>
-          <w:tcPr>
-            <w:tcW w:type="dxa" w:w="2340"/>
-          </w:tcPr>
-          <w:p>
-            <w:pPr>
-              <w:jc w:val="left"/>
-            </w:pPr>
-            <w:r>
-              <w:rPr>
-                <w:rFonts w:ascii="Segoe UI" w:hAnsi="Segoe UI"/>
-                <w:b/>
-                <w:sz w:val="18"/>
-              </w:rPr>
-              <w:t>**3**</w:t>
-            </w:r>
-          </w:p>
-        </w:tc>
-        <w:tc>
-          <w:tcPr>
-            <w:tcW w:type="dxa" w:w="2340"/>
-          </w:tcPr>
-          <w:p>
-            <w:pPr>
-              <w:jc w:val="center"/>
-            </w:pPr>
-            <w:r>
-              <w:rPr>
-                <w:rFonts w:ascii="Segoe UI" w:hAnsi="Segoe UI"/>
-                <w:sz w:val="18"/>
-              </w:rPr>
-              <w:t>Punctuation Removal</w:t>
-            </w:r>
-          </w:p>
-        </w:tc>
-        <w:tc>
-          <w:tcPr>
-            <w:tcW w:type="dxa" w:w="2340"/>
-          </w:tcPr>
-          <w:p>
-            <w:pPr>
-              <w:jc w:val="center"/>
-            </w:pPr>
-            <w:r>
-              <w:rPr>
-                <w:rFonts w:ascii="Segoe UI" w:hAnsi="Segoe UI"/>
-                <w:sz w:val="18"/>
-              </w:rPr>
-              <w:t>Dots aur hyphens hata deta hai</w:t>
-            </w:r>
-          </w:p>
-        </w:tc>
-        <w:tc>
-          <w:tcPr>
-            <w:tcW w:type="dxa" w:w="2340"/>
-          </w:tcPr>
-          <w:p>
-            <w:pPr>
-              <w:jc w:val="center"/>
-            </w:pPr>
-            <w:r>
-              <w:rPr>
-                <w:rFonts w:ascii="Segoe UI" w:hAnsi="Segoe UI"/>
-                <w:sz w:val="18"/>
-              </w:rPr>
-              <w:t>`B.Tech.` $\rightarrow$ `BTech`</w:t>
-            </w:r>
-          </w:p>
-        </w:tc>
-      </w:tr>
-      <w:tr>
-        <w:tc>
-          <w:tcPr>
-            <w:tcW w:type="dxa" w:w="2340"/>
-          </w:tcPr>
-          <w:p>
-            <w:pPr>
-              <w:jc w:val="left"/>
-            </w:pPr>
-            <w:r>
-              <w:rPr>
-                <w:rFonts w:ascii="Segoe UI" w:hAnsi="Segoe UI"/>
-                <w:b/>
-                <w:sz w:val="18"/>
-              </w:rPr>
-              <w:t>**4**</w:t>
-            </w:r>
-          </w:p>
-        </w:tc>
-        <w:tc>
-          <w:tcPr>
-            <w:tcW w:type="dxa" w:w="2340"/>
-          </w:tcPr>
-          <w:p>
-            <w:pPr>
-              <w:jc w:val="center"/>
-            </w:pPr>
-            <w:r>
-              <w:rPr>
-                <w:rFonts w:ascii="Segoe UI" w:hAnsi="Segoe UI"/>
-                <w:sz w:val="18"/>
-              </w:rPr>
-              <w:t>Date Standardizing</w:t>
-            </w:r>
-          </w:p>
-        </w:tc>
-        <w:tc>
-          <w:tcPr>
-            <w:tcW w:type="dxa" w:w="2340"/>
-          </w:tcPr>
-          <w:p>
-            <w:pPr>
-              <w:jc w:val="center"/>
-            </w:pPr>
-            <w:r>
-              <w:rPr>
-                <w:rFonts w:ascii="Segoe UI" w:hAnsi="Segoe UI"/>
-                <w:sz w:val="18"/>
-              </w:rPr>
-              <w:t>Dates ko ISO format mein lata hai</w:t>
-            </w:r>
-          </w:p>
-        </w:tc>
-        <w:tc>
-          <w:tcPr>
-            <w:tcW w:type="dxa" w:w="2340"/>
-          </w:tcPr>
-          <w:p>
-            <w:pPr>
-              <w:jc w:val="center"/>
-            </w:pPr>
-            <w:r>
-              <w:rPr>
-                <w:rFonts w:ascii="Segoe UI" w:hAnsi="Segoe UI"/>
-                <w:sz w:val="18"/>
-              </w:rPr>
-              <w:t>`15/08/2002` $\rightarrow$ `2002-08-15`</w:t>
-            </w:r>
-          </w:p>
-        </w:tc>
-      </w:tr>
-      <w:tr>
-        <w:tc>
-          <w:tcPr>
-            <w:tcW w:type="dxa" w:w="2340"/>
-          </w:tcPr>
-          <w:p>
-            <w:pPr>
-              <w:jc w:val="left"/>
-            </w:pPr>
-            <w:r>
-              <w:rPr>
-                <w:rFonts w:ascii="Segoe UI" w:hAnsi="Segoe UI"/>
-                <w:b/>
-                <w:sz w:val="18"/>
-              </w:rPr>
-              <w:t>**5**</w:t>
-            </w:r>
-          </w:p>
-        </w:tc>
-        <w:tc>
-          <w:tcPr>
-            <w:tcW w:type="dxa" w:w="2340"/>
-          </w:tcPr>
-          <w:p>
-            <w:pPr>
-              <w:jc w:val="center"/>
-            </w:pPr>
-            <w:r>
-              <w:rPr>
-                <w:rFonts w:ascii="Segoe UI" w:hAnsi="Segoe UI"/>
-                <w:sz w:val="18"/>
-              </w:rPr>
-              <w:t>Institution Alias Mapping</w:t>
-            </w:r>
-          </w:p>
-        </w:tc>
-        <w:tc>
-          <w:tcPr>
-            <w:tcW w:type="dxa" w:w="2340"/>
-          </w:tcPr>
-          <w:p>
-            <w:pPr>
-              <w:jc w:val="center"/>
-            </w:pPr>
-            <w:r>
-              <w:rPr>
-                <w:rFonts w:ascii="Segoe UI" w:hAnsi="Segoe UI"/>
-                <w:sz w:val="18"/>
-              </w:rPr>
-              <w:t>Short forms ko full name mein convert karta hai</w:t>
-            </w:r>
-          </w:p>
-        </w:tc>
-        <w:tc>
-          <w:tcPr>
-            <w:tcW w:type="dxa" w:w="2340"/>
-          </w:tcPr>
-          <w:p>
-            <w:pPr>
-              <w:jc w:val="center"/>
-            </w:pPr>
-            <w:r>
-              <w:rPr>
-                <w:rFonts w:ascii="Segoe UI" w:hAnsi="Segoe UI"/>
-                <w:sz w:val="18"/>
-              </w:rPr>
-              <w:t>`MIT` $\rightarrow$ `Massachusetts Inst. of Tech.`</w:t>
-            </w:r>
-          </w:p>
-        </w:tc>
-      </w:tr>
-      <w:tr>
-        <w:tc>
-          <w:tcPr>
-            <w:tcW w:type="dxa" w:w="2340"/>
-          </w:tcPr>
-          <w:p>
-            <w:pPr>
-              <w:jc w:val="left"/>
-            </w:pPr>
-            <w:r>
-              <w:rPr>
-                <w:rFonts w:ascii="Segoe UI" w:hAnsi="Segoe UI"/>
-                <w:b/>
-                <w:sz w:val="18"/>
-              </w:rPr>
-              <w:t>**6**</w:t>
-            </w:r>
-          </w:p>
-        </w:tc>
-        <w:tc>
-          <w:tcPr>
-            <w:tcW w:type="dxa" w:w="2340"/>
-          </w:tcPr>
-          <w:p>
-            <w:pPr>
-              <w:jc w:val="center"/>
-            </w:pPr>
-            <w:r>
-              <w:rPr>
-                <w:rFonts w:ascii="Segoe UI" w:hAnsi="Segoe UI"/>
-                <w:sz w:val="18"/>
-              </w:rPr>
-              <w:t>Honorific Removal</w:t>
-            </w:r>
-          </w:p>
-        </w:tc>
-        <w:tc>
-          <w:tcPr>
-            <w:tcW w:type="dxa" w:w="2340"/>
-          </w:tcPr>
-          <w:p>
-            <w:pPr>
-              <w:jc w:val="center"/>
-            </w:pPr>
-            <w:r>
-              <w:rPr>
-                <w:rFonts w:ascii="Segoe UI" w:hAnsi="Segoe UI"/>
-                <w:sz w:val="18"/>
-              </w:rPr>
-              <w:t>Titles aur honorifics hata deta hai</w:t>
-            </w:r>
-          </w:p>
-        </w:tc>
-        <w:tc>
-          <w:tcPr>
-            <w:tcW w:type="dxa" w:w="2340"/>
-          </w:tcPr>
-          <w:p>
-            <w:pPr>
-              <w:jc w:val="center"/>
-            </w:pPr>
-            <w:r>
-              <w:rPr>
-                <w:rFonts w:ascii="Segoe UI" w:hAnsi="Segoe UI"/>
-                <w:sz w:val="18"/>
-              </w:rPr>
-              <w:t>`Mr. Aarav Agarwal` $\rightarrow$ `Aarav Agarwal`</w:t>
+              <w:t>**System Problem**: Direct string compare karein to 0/3 match hongi!</w:t>
             </w:r>
           </w:p>
         </w:tc>
@@ -2483,8 +2676,289 @@
     </w:tbl>
     <w:p>
       <w:pPr>
-        <w:spacing w:after="120"/>
-      </w:pPr>
+        <w:spacing w:after="80"/>
+      </w:pPr>
+    </w:p>
+    <w:tbl>
+      <w:tblPr>
+        <w:tblW w:type="auto" w:w="0"/>
+        <w:tblLayout w:type="fixed"/>
+        <w:tblLook w:firstColumn="1" w:firstRow="1" w:lastColumn="0" w:lastRow="0" w:noHBand="0" w:noVBand="1" w:val="04A0"/>
+      </w:tblPr>
+      <w:tblGrid>
+        <w:gridCol w:w="9360"/>
+      </w:tblGrid>
+      <w:tr>
+        <w:tc>
+          <w:tcPr>
+            <w:tcW w:type="dxa" w:w="9360"/>
+            <w:shd w:val="clear" w:color="auto" w:fill="EBF8FF"/>
+          </w:tcPr>
+          <w:p>
+            <w:pPr>
+              <w:spacing w:before="80" w:after="80"/>
+              <w:ind w:left="144" w:right="144"/>
+            </w:pPr>
+            <w:r>
+              <w:rPr>
+                <w:rFonts w:ascii="Segoe UI" w:hAnsi="Segoe UI"/>
+                <w:color w:val="2D3748"/>
+                <w:sz w:val="20"/>
+              </w:rPr>
+              <w:t>**Normalization**: Sabhi representations ko ek standard canonical format mein convert karo:</w:t>
+            </w:r>
+          </w:p>
+        </w:tc>
+      </w:tr>
+    </w:tbl>
+    <w:p>
+      <w:pPr>
+        <w:spacing w:after="80"/>
+      </w:pPr>
+    </w:p>
+    <w:tbl>
+      <w:tblPr>
+        <w:tblW w:type="auto" w:w="0"/>
+        <w:tblLayout w:type="fixed"/>
+        <w:tblLook w:firstColumn="1" w:firstRow="1" w:lastColumn="0" w:lastRow="0" w:noHBand="0" w:noVBand="1" w:val="04A0"/>
+      </w:tblPr>
+      <w:tblGrid>
+        <w:gridCol w:w="9360"/>
+      </w:tblGrid>
+      <w:tr>
+        <w:tc>
+          <w:tcPr>
+            <w:tcW w:type="dxa" w:w="9360"/>
+            <w:shd w:val="clear" w:color="auto" w:fill="EBF8FF"/>
+          </w:tcPr>
+          <w:p>
+            <w:pPr>
+              <w:spacing w:before="80" w:after="80"/>
+              <w:ind w:left="144" w:right="144"/>
+            </w:pPr>
+            <w:r>
+              <w:rPr>
+                <w:rFonts w:ascii="Segoe UI" w:hAnsi="Segoe UI"/>
+                <w:color w:val="2D3748"/>
+                <w:sz w:val="20"/>
+              </w:rPr>
+              <w:t>`"7 PM"` $\rightarrow$ `19:00`</w:t>
+            </w:r>
+          </w:p>
+        </w:tc>
+      </w:tr>
+    </w:tbl>
+    <w:p>
+      <w:pPr>
+        <w:spacing w:after="80"/>
+      </w:pPr>
+    </w:p>
+    <w:tbl>
+      <w:tblPr>
+        <w:tblW w:type="auto" w:w="0"/>
+        <w:tblLayout w:type="fixed"/>
+        <w:tblLook w:firstColumn="1" w:firstRow="1" w:lastColumn="0" w:lastRow="0" w:noHBand="0" w:noVBand="1" w:val="04A0"/>
+      </w:tblPr>
+      <w:tblGrid>
+        <w:gridCol w:w="9360"/>
+      </w:tblGrid>
+      <w:tr>
+        <w:tc>
+          <w:tcPr>
+            <w:tcW w:type="dxa" w:w="9360"/>
+            <w:shd w:val="clear" w:color="auto" w:fill="EBF8FF"/>
+          </w:tcPr>
+          <w:p>
+            <w:pPr>
+              <w:spacing w:before="80" w:after="80"/>
+              <w:ind w:left="144" w:right="144"/>
+            </w:pPr>
+            <w:r>
+              <w:rPr>
+                <w:rFonts w:ascii="Segoe UI" w:hAnsi="Segoe UI"/>
+                <w:color w:val="2D3748"/>
+                <w:sz w:val="20"/>
+              </w:rPr>
+              <w:t>`"7:00 PM"` $\rightarrow$ `19:00`</w:t>
+            </w:r>
+          </w:p>
+        </w:tc>
+      </w:tr>
+    </w:tbl>
+    <w:p>
+      <w:pPr>
+        <w:spacing w:after="80"/>
+      </w:pPr>
+    </w:p>
+    <w:tbl>
+      <w:tblPr>
+        <w:tblW w:type="auto" w:w="0"/>
+        <w:tblLayout w:type="fixed"/>
+        <w:tblLook w:firstColumn="1" w:firstRow="1" w:lastColumn="0" w:lastRow="0" w:noHBand="0" w:noVBand="1" w:val="04A0"/>
+      </w:tblPr>
+      <w:tblGrid>
+        <w:gridCol w:w="9360"/>
+      </w:tblGrid>
+      <w:tr>
+        <w:tc>
+          <w:tcPr>
+            <w:tcW w:type="dxa" w:w="9360"/>
+            <w:shd w:val="clear" w:color="auto" w:fill="EBF8FF"/>
+          </w:tcPr>
+          <w:p>
+            <w:pPr>
+              <w:spacing w:before="80" w:after="80"/>
+              <w:ind w:left="144" w:right="144"/>
+            </w:pPr>
+            <w:r>
+              <w:rPr>
+                <w:rFonts w:ascii="Segoe UI" w:hAnsi="Segoe UI"/>
+                <w:color w:val="2D3748"/>
+                <w:sz w:val="20"/>
+              </w:rPr>
+              <w:t>`"19:00"` $\rightarrow$ `19:00`</w:t>
+            </w:r>
+          </w:p>
+        </w:tc>
+      </w:tr>
+    </w:tbl>
+    <w:p>
+      <w:pPr>
+        <w:spacing w:after="80"/>
+      </w:pPr>
+    </w:p>
+    <w:tbl>
+      <w:tblPr>
+        <w:tblW w:type="auto" w:w="0"/>
+        <w:tblLayout w:type="fixed"/>
+        <w:tblLook w:firstColumn="1" w:firstRow="1" w:lastColumn="0" w:lastRow="0" w:noHBand="0" w:noVBand="1" w:val="04A0"/>
+      </w:tblPr>
+      <w:tblGrid>
+        <w:gridCol w:w="9360"/>
+      </w:tblGrid>
+      <w:tr>
+        <w:tc>
+          <w:tcPr>
+            <w:tcW w:type="dxa" w:w="9360"/>
+            <w:shd w:val="clear" w:color="auto" w:fill="EBF8FF"/>
+          </w:tcPr>
+          <w:p>
+            <w:pPr>
+              <w:spacing w:before="80" w:after="80"/>
+              <w:ind w:left="144" w:right="144"/>
+            </w:pPr>
+            <w:r>
+              <w:rPr>
+                <w:rFonts w:ascii="Segoe UI" w:hAnsi="Segoe UI"/>
+                <w:color w:val="2D3748"/>
+                <w:sz w:val="20"/>
+              </w:rPr>
+              <w:t>**Final Result**: `19:00` == `19:00` $\rightarrow$ **MATCH RESCUED! ✅**</w:t>
+            </w:r>
+          </w:p>
+        </w:tc>
+      </w:tr>
+    </w:tbl>
+    <w:p>
+      <w:pPr>
+        <w:spacing w:after="80"/>
+      </w:pPr>
+    </w:p>
+    <w:p>
+      <w:pPr>
+        <w:spacing w:before="200" w:after="60"/>
+      </w:pPr>
+      <w:r>
+        <w:rPr>
+          <w:rFonts w:ascii="Segoe UI" w:hAnsi="Segoe UI"/>
+          <w:b/>
+          <w:color w:val="2D3748"/>
+          <w:sz w:val="22"/>
+        </w:rPr>
+        <w:t>4. 🔬 TECHNICAL MEANING</w:t>
+      </w:r>
+    </w:p>
+    <w:p>
+      <w:pPr>
+        <w:spacing w:line="276" w:lineRule="auto" w:after="80"/>
+        <w:jc w:val="both"/>
+      </w:pPr>
+      <w:r>
+        <w:rPr>
+          <w:rFonts w:ascii="Segoe UI" w:hAnsi="Segoe UI"/>
+          <w:b/>
+          <w:color w:val="1A202C"/>
+          <w:sz w:val="21"/>
+        </w:rPr>
+        <w:t xml:space="preserve">- Canonical Normalization: </w:t>
+      </w:r>
+      <w:r>
+        <w:rPr>
+          <w:rFonts w:ascii="Segoe UI" w:hAnsi="Segoe UI"/>
+          <w:i w:val="0"/>
+          <w:color w:val="2D3748"/>
+          <w:sz w:val="21"/>
+        </w:rPr>
+        <w:t>Different syntactic representations ko ek single canonical equivalence class mein map karna.</w:t>
+      </w:r>
+    </w:p>
+    <w:p>
+      <w:pPr>
+        <w:spacing w:before="200" w:after="60"/>
+      </w:pPr>
+      <w:r>
+        <w:rPr>
+          <w:rFonts w:ascii="Segoe UI" w:hAnsi="Segoe UI"/>
+          <w:b/>
+          <w:color w:val="2D3748"/>
+          <w:sz w:val="22"/>
+        </w:rPr>
+        <w:t>5. 🎯 WHY IT MATTERS</w:t>
+      </w:r>
+    </w:p>
+    <w:p>
+      <w:pPr>
+        <w:spacing w:line="276" w:lineRule="auto" w:after="80"/>
+        <w:jc w:val="both"/>
+      </w:pPr>
+      <w:r>
+        <w:rPr>
+          <w:rFonts w:ascii="Segoe UI" w:hAnsi="Segoe UI"/>
+          <w:i w:val="0"/>
+          <w:color w:val="2D3748"/>
+          <w:sz w:val="21"/>
+        </w:rPr>
+        <w:t>Eliminates artificial evaluation penalties caused by harmless formatting variations.</w:t>
+      </w:r>
+    </w:p>
+    <w:p>
+      <w:pPr>
+        <w:spacing w:before="200" w:after="60"/>
+      </w:pPr>
+      <w:r>
+        <w:rPr>
+          <w:rFonts w:ascii="Segoe UI" w:hAnsi="Segoe UI"/>
+          <w:b/>
+          <w:color w:val="2D3748"/>
+          <w:sz w:val="22"/>
+        </w:rPr>
+        <w:t>6. 📊 PAPER'S ACTUAL RESULT / EVIDENCE</w:t>
+      </w:r>
+    </w:p>
+    <w:p>
+      <w:pPr>
+        <w:spacing w:line="276" w:lineRule="auto" w:after="80"/>
+        <w:jc w:val="both"/>
+      </w:pPr>
+      <w:r>
+        <w:rPr>
+          <w:rFonts w:ascii="Segoe UI" w:hAnsi="Segoe UI"/>
+          <w:i w:val="0"/>
+          <w:color w:val="2D3748"/>
+          <w:sz w:val="21"/>
+        </w:rPr>
+        <w:t>Table V shows canonical normalization rescued **1,853 false negative fields**, dropping mean CER from **89.27% raw down to 11.35% normalized**!</w:t>
+      </w:r>
     </w:p>
     <w:p>
       <w:pPr>
@@ -2571,7 +3045,37 @@
           <w:color w:val="2D3748"/>
           <w:sz w:val="21"/>
         </w:rPr>
+        <w:t>- 📄 **What Paper Says**: Accuracy of document type classification across $N$ specimens.</w:t>
+      </w:r>
+    </w:p>
+    <w:p>
+      <w:pPr>
+        <w:spacing w:line="276" w:lineRule="auto" w:after="80"/>
+        <w:jc w:val="both"/>
+      </w:pPr>
+      <w:r>
+        <w:rPr>
+          <w:rFonts w:ascii="Segoe UI" w:hAnsi="Segoe UI"/>
+          <w:i w:val="0"/>
+          <w:color w:val="2D3748"/>
+          <w:sz w:val="21"/>
+        </w:rPr>
         <w:t>- 🧠 **Simple Meaning (Hinglish)**: "Total 100 documents mein se AI ne kitne documents ka category type (marksheet, certificate, student ID) sahi pehchana?"</w:t>
+      </w:r>
+    </w:p>
+    <w:p>
+      <w:pPr>
+        <w:spacing w:line="276" w:lineRule="auto" w:after="80"/>
+        <w:jc w:val="both"/>
+      </w:pPr>
+      <w:r>
+        <w:rPr>
+          <w:rFonts w:ascii="Segoe UI" w:hAnsi="Segoe UI"/>
+          <w:i w:val="0"/>
+          <w:color w:val="2D3748"/>
+          <w:sz w:val="21"/>
+        </w:rPr>
+        <w:t>- 🔬 **Variables**: $N$ = total documents (360), $\hat{y}_i$ = AI's guess, $y_i$ = real category.</w:t>
       </w:r>
     </w:p>
     <w:p>
@@ -2926,7 +3430,7 @@
           <w:color w:val="2D3748"/>
           <w:sz w:val="22"/>
         </w:rPr>
-        <w:t>📄 WHAT THE PAPER SAYS</w:t>
+        <w:t>1. 📄 WHAT THE PAPER SAYS</w:t>
       </w:r>
     </w:p>
     <w:tbl>
@@ -2977,7 +3481,36 @@
           <w:color w:val="2D3748"/>
           <w:sz w:val="22"/>
         </w:rPr>
-        <w:t>📊 EXPERIMENTAL RESULTS SUMMARY TABLE</w:t>
+        <w:t>2. 🧠 SIMPLE HINGLISH EXPLANATION</w:t>
+      </w:r>
+    </w:p>
+    <w:p>
+      <w:pPr>
+        <w:spacing w:line="276" w:lineRule="auto" w:after="80"/>
+        <w:jc w:val="both"/>
+      </w:pPr>
+      <w:r>
+        <w:rPr>
+          <w:rFonts w:ascii="Segoe UI" w:hAnsi="Segoe UI"/>
+          <w:i w:val="0"/>
+          <w:color w:val="2D3748"/>
+          <w:sz w:val="21"/>
+        </w:rPr>
+        <w:t>Humne live neural vision models (MiniCPM-V, Donut, Florence-2) ko 24,480 paired field observations par benchmark kiya. Results ne dikhaya ki MiniCPM-V 7.6B offline model ne sabse best accuracy di.</w:t>
+      </w:r>
+    </w:p>
+    <w:p>
+      <w:pPr>
+        <w:spacing w:before="200" w:after="60"/>
+      </w:pPr>
+      <w:r>
+        <w:rPr>
+          <w:rFonts w:ascii="Segoe UI" w:hAnsi="Segoe UI"/>
+          <w:b/>
+          <w:color w:val="2D3748"/>
+          <w:sz w:val="22"/>
+        </w:rPr>
+        <w:t>3. 📊 EXPERIMENTAL RESULTS SUMMARY TABLE</w:t>
       </w:r>
     </w:p>
     <w:tbl>
@@ -3467,7 +4000,58 @@
           <w:color w:val="2D3748"/>
           <w:sz w:val="22"/>
         </w:rPr>
-        <w:t>🧠 SIMPLE EXPLANATION (HINGLISH)</w:t>
+        <w:t>1. 📄 WHAT THE PAPER SAYS</w:t>
+      </w:r>
+    </w:p>
+    <w:tbl>
+      <w:tblPr>
+        <w:tblW w:type="auto" w:w="0"/>
+        <w:tblLayout w:type="fixed"/>
+        <w:tblLook w:firstColumn="1" w:firstRow="1" w:lastColumn="0" w:lastRow="0" w:noHBand="0" w:noVBand="1" w:val="04A0"/>
+      </w:tblPr>
+      <w:tblGrid>
+        <w:gridCol w:w="9360"/>
+      </w:tblGrid>
+      <w:tr>
+        <w:tc>
+          <w:tcPr>
+            <w:tcW w:type="dxa" w:w="9360"/>
+            <w:shd w:val="clear" w:color="auto" w:fill="EBF8FF"/>
+          </w:tcPr>
+          <w:p>
+            <w:pPr>
+              <w:spacing w:before="80" w:after="80"/>
+              <w:ind w:left="144" w:right="144"/>
+            </w:pPr>
+            <w:r>
+              <w:rPr>
+                <w:rFonts w:ascii="Segoe UI" w:hAnsi="Segoe UI"/>
+                <w:color w:val="2D3748"/>
+                <w:sz w:val="20"/>
+              </w:rPr>
+              <w:t>*"We benchmark two foundational tree-based classification algorithms—Decision Tree (DT) and Random Forest (RF)—to predict whether a given extraction observation results in an exact field match (y = 1) or an extraction mismatch (y = 0)..."*</w:t>
+            </w:r>
+          </w:p>
+        </w:tc>
+      </w:tr>
+    </w:tbl>
+    <w:p>
+      <w:pPr>
+        <w:spacing w:after="80"/>
+      </w:pPr>
+    </w:p>
+    <w:p>
+      <w:pPr>
+        <w:spacing w:before="200" w:after="60"/>
+      </w:pPr>
+      <w:r>
+        <w:rPr>
+          <w:rFonts w:ascii="Segoe UI" w:hAnsi="Segoe UI"/>
+          <w:b/>
+          <w:color w:val="2D3748"/>
+          <w:sz w:val="22"/>
+        </w:rPr>
+        <w:t>2. 🧠 SIMPLE HINGLISH EXPLANATION</w:t>
       </w:r>
     </w:p>
     <w:p>
@@ -3496,7 +4080,7 @@
           <w:color w:val="2D3748"/>
           <w:sz w:val="22"/>
         </w:rPr>
-        <w:t>📊 MACHINE LEARNING COMPARISON TABLE</w:t>
+        <w:t>3. 📊 MACHINE LEARNING COMPARISON TABLE</w:t>
       </w:r>
     </w:p>
     <w:p>
@@ -3510,7 +4094,7 @@
           <w:color w:val="2D3748"/>
           <w:sz w:val="22"/>
         </w:rPr>
-        <w:t>🔬 WHY DECISION TREE BEAT RANDOM FOREST (HINGLISH)</w:t>
+        <w:t>4. 🔬 WHY DECISION TREE BEAT RANDOM FOREST (HINGLISH)</w:t>
       </w:r>
     </w:p>
     <w:tbl>

--- a/docs/paper/easy_read/Easy_Read_Research_Guide.docx
+++ b/docs/paper/easy_read/Easy_Read_Research_Guide.docx
@@ -29,7 +29,7 @@
           <w:color w:val="4A5568"/>
           <w:sz w:val="26"/>
         </w:rPr>
-        <w:t>Smart Academic Document Intelligence System with the Academic Document Benchmark Generator</w:t>
+        <w:t>Smart Academic Document Intelligence System: Automated Extraction, Normalization, and Benchmark Generation</w:t>
       </w:r>
     </w:p>
     <w:tbl>
